--- a/未踏概要、書類/ad2026first-koubo-teianshiryou.docx
+++ b/未踏概要、書類/ad2026first-koubo-teianshiryou.docx
@@ -4,11 +4,12 @@
   <w:body>
     <w:p>
       <w:pPr>
-        <w:spacing w:before="0" w:after="0"/>
+        <w:spacing w:before="0" w:after="60"/>
         <w:ind w:left="0" w:firstLine="0"/>
       </w:pPr>
       <w:r>
         <w:rPr>
+          <w:b w:val="0"/>
           <w:sz w:val="21"/>
         </w:rPr>
         <w:t>プロジェクト名：Genesis: 行動ログAI解析による神経多様性児の才能覚醒メタバース</w:t>
@@ -16,11 +17,12 @@
     </w:p>
     <w:p>
       <w:pPr>
-        <w:spacing w:before="0" w:after="0"/>
+        <w:spacing w:before="0" w:after="60"/>
         <w:ind w:left="0" w:firstLine="0"/>
       </w:pPr>
       <w:r>
         <w:rPr>
+          <w:b w:val="0"/>
           <w:sz w:val="21"/>
         </w:rPr>
         <w:t>提案者名：高崎翔太、山﨑琢己、井上陽斗、小林正宗</w:t>
@@ -29,7 +31,6 @@
     <w:p>
       <w:pPr>
         <w:spacing w:before="240" w:after="240"/>
-        <w:ind w:left="0" w:firstLine="0"/>
         <w:jc w:val="center"/>
       </w:pPr>
       <w:r>
@@ -42,7 +43,7 @@
     </w:p>
     <w:p>
       <w:pPr>
-        <w:spacing w:before="240" w:after="120"/>
+        <w:spacing w:before="280" w:after="120"/>
         <w:ind w:left="0" w:firstLine="0"/>
       </w:pPr>
       <w:r>
@@ -55,11 +56,12 @@
     </w:p>
     <w:p>
       <w:pPr>
-        <w:spacing w:before="20" w:after="20"/>
+        <w:spacing w:before="20" w:after="60"/>
         <w:ind w:left="0" w:firstLine="0"/>
       </w:pPr>
       <w:r>
         <w:rPr>
+          <w:b w:val="0"/>
           <w:sz w:val="21"/>
         </w:rPr>
         <w:t>（該当なし：本テーマでの応募は初回）</w:t>
@@ -67,7 +69,7 @@
     </w:p>
     <w:p>
       <w:pPr>
-        <w:spacing w:before="240" w:after="120"/>
+        <w:spacing w:before="280" w:after="120"/>
         <w:ind w:left="0" w:firstLine="0"/>
       </w:pPr>
       <w:r>
@@ -80,7 +82,7 @@
     </w:p>
     <w:p>
       <w:pPr>
-        <w:spacing w:before="160" w:after="20"/>
+        <w:spacing w:before="160" w:after="80"/>
         <w:ind w:left="0" w:firstLine="0"/>
       </w:pPr>
       <w:r>
@@ -93,11 +95,12 @@
     </w:p>
     <w:p>
       <w:pPr>
-        <w:spacing w:before="20" w:after="20"/>
+        <w:spacing w:before="20" w:after="60"/>
         <w:ind w:left="0" w:firstLine="0"/>
       </w:pPr>
       <w:r>
         <w:rPr>
+          <w:b w:val="0"/>
           <w:sz w:val="21"/>
         </w:rPr>
         <w:t>現在の教育システムは、2つの巨大な層を構造的に取りこぼしている。</w:t>
@@ -105,7 +108,7 @@
     </w:p>
     <w:p>
       <w:pPr>
-        <w:spacing w:before="120" w:after="20"/>
+        <w:spacing w:before="160" w:after="80"/>
         <w:ind w:left="0" w:firstLine="0"/>
       </w:pPr>
       <w:r>
@@ -118,19 +121,20 @@
     </w:p>
     <w:p>
       <w:pPr>
-        <w:spacing w:before="20" w:after="20"/>
+        <w:spacing w:before="20" w:after="60"/>
         <w:ind w:left="0" w:firstLine="0"/>
       </w:pPr>
       <w:r>
         <w:rPr>
+          <w:b w:val="0"/>
           <w:sz w:val="21"/>
         </w:rPr>
-        <w:t>画一的な教育環境は、ADHDやASDといった特異なパラメータを持つ子供たちを「システムのエラー」として排除し、不登校や学習性無力感に追い込んでいる。2023年度の不登校児童生徒数は約30万人（過去最多）、通常学級における発達障害の推定割合は約8.8%（2022年調査）。既存の支援は「矯正」前提であり、特性を「能力」として活用する仕組みは存在しない。</w:t>
+        <w:t>画一的な教育環境は、ADHDやASDといった特異なパラメータを持つ子供たちを「システムのエラー」として排除し、不登校や学習性無力感に追い込んでいる。2023年度の不登校児童生徒数は約30万人（過去最多）、通常学級における発達障害の推定割合は約8.8%（2022年調査）。既存の支援は「矯正」が前提となりがちであり、特性を「能力」として活用する仕組みを公教育の中で実施することは難しい。</w:t>
       </w:r>
     </w:p>
     <w:p>
       <w:pPr>
-        <w:spacing w:before="120" w:after="20"/>
+        <w:spacing w:before="160" w:after="80"/>
         <w:ind w:left="0" w:firstLine="0"/>
       </w:pPr>
       <w:r>
@@ -143,11 +147,12 @@
     </w:p>
     <w:p>
       <w:pPr>
-        <w:spacing w:before="20" w:after="20"/>
+        <w:spacing w:before="20" w:after="60"/>
         <w:ind w:left="0" w:firstLine="0"/>
       </w:pPr>
       <w:r>
         <w:rPr>
+          <w:b w:val="0"/>
           <w:sz w:val="21"/>
         </w:rPr>
         <w:t>発達特性の有無に関わらず、情報過多とSNSでの絶え間ない上方比較により、戦う前から学習性無力感と失敗恐怖に陥っている若者が急増している。「完璧にできなければ始める意味がない」と行動麻痺に陥る。課題は個人の怠慢ではなく、環境構造による「動機づけエネルギーの枯渇」である。</w:t>
@@ -155,19 +160,20 @@
     </w:p>
     <w:p>
       <w:pPr>
-        <w:spacing w:before="20" w:after="20"/>
+        <w:spacing w:before="20" w:after="60"/>
         <w:ind w:left="0" w:firstLine="0"/>
       </w:pPr>
       <w:r>
         <w:rPr>
+          <w:b w:val="0"/>
           <w:sz w:val="21"/>
         </w:rPr>
-        <w:t>提案者（高崎）は臨床心理士として500人以上の子どもにWAIS/WISCを実施し、「能力が低いのではなく、教育インターフェースが脳の仕様に適合していないだけ」と確信している。現代型無気力層に対しては「やる気」や「気合い」に依存する支援は原理的に機能しない。必要なのは、動機づけが枯渇した状態でも自然に前に進める「環境の実装」である。</w:t>
+        <w:t>提案者（高崎）は臨床心理士として500人以上の子どもにWAIS/WISCを実施し、「彼らには能力がないのではなく、その特性を活かすための武器と、武器を発揮できる環境が用意されていないだけだ」と確信している。現代型無気力層に対しては「やる気」や「気合い」に依存する支援は原理的に機能しない。必要なのは、動機づけが枯渇した状態でも自然に前に進める「環境の実装」である。</w:t>
       </w:r>
     </w:p>
     <w:p>
       <w:pPr>
-        <w:spacing w:before="160" w:after="20"/>
+        <w:spacing w:before="160" w:after="80"/>
         <w:ind w:left="0" w:firstLine="0"/>
       </w:pPr>
       <w:r>
@@ -180,11 +186,12 @@
     </w:p>
     <w:p>
       <w:pPr>
-        <w:spacing w:before="20" w:after="20"/>
+        <w:spacing w:before="20" w:after="60"/>
         <w:ind w:left="0" w:firstLine="0"/>
       </w:pPr>
       <w:r>
         <w:rPr>
+          <w:b w:val="0"/>
           <w:sz w:val="21"/>
         </w:rPr>
         <w:t>AIとメタバース技術を統合し、息をするように学びと就労が連続する人材化OS『Genesis』を構築する。ユーザーの「やる気」に一切依存しない。以下の4つの体験で特性評価から社会参画までをシームレスに統合する。</w:t>
@@ -197,6 +204,7 @@
       </w:pPr>
       <w:r>
         <w:rPr>
+          <w:b w:val="0"/>
           <w:sz w:val="21"/>
         </w:rPr>
         <w:t>・没入型アセスメント（The Decoder）：正解・失敗のない空間での自然なゲームプレイから、視覚処理・聴覚処理・ワーキングメモリ・処理速度等の発達特性を測定し、その子に最適な学習方法・環境を自動で構築・提案する</w:t>
@@ -209,6 +217,7 @@
       </w:pPr>
       <w:r>
         <w:rPr>
+          <w:b w:val="0"/>
           <w:sz w:val="21"/>
         </w:rPr>
         <w:t>・迷いなく進める学習空間（The Portfolio）：支援の基本であるスモールステップを徹底し、その子が「少し努力すれば達成できる」課題をAIが出し続ける。小さな成功体験の積み重ねで自己効力感を回復させ、確実な成長を実現する</w:t>
@@ -221,9 +230,10 @@
       </w:pPr>
       <w:r>
         <w:rPr>
+          <w:b w:val="0"/>
           <w:sz w:val="21"/>
         </w:rPr>
-        <w:t>・日常的な実社会タスク接続（The Everyday Work）：学習クエストに混じって実社会の業務が日常的に配信される。「仕事をしている」と意識しないまま実務をこなし、気づけば実績が積み上がっている状態を作る</w:t>
+        <w:t>・日常に溶け込む実社会タスク（The Life Work）：学習クエストに混じって実社会の業務が日常的に配信される。「仕事をしている」と意識しないまま実務をこなし、気づけば実績が積み上がっている状態を作る。仕事タスクには金銭的な報酬が、スキルアップタスクにはゲーム内の称号・アイテム・レベルアップ等のご褒美が与えられ、どちらのタスクでも本人のモチベーションが自然に維持される仕組みを備える</w:t>
       </w:r>
     </w:p>
     <w:p>
@@ -233,14 +243,15 @@
       </w:pPr>
       <w:r>
         <w:rPr>
+          <w:b w:val="0"/>
           <w:sz w:val="21"/>
         </w:rPr>
-        <w:t>・実績を活かした協働とチーム創出（The Synergy）：蓄積された互いの実績やスキルを確認し合い、得意分野でコラボレーションする。一人では難しかったことがチームで実現でき、自然発生的にプロジェクトや事業が立ち上がる</w:t>
+        <w:t>・実績を活かした協働とチーム創出（The Synergy）：日々のタスクを通じていつの間にか伸びたスキルや実績を互いに確認し合い、得意分野でコラボレーションする。一人では難しかったことがチームで実現でき、自然発生的にプロジェクトが立ち上がる。こうしたチーム活動が社会との繋がりへと発展していく</w:t>
       </w:r>
     </w:p>
     <w:p>
       <w:pPr>
-        <w:spacing w:before="160" w:after="20"/>
+        <w:spacing w:before="160" w:after="80"/>
         <w:ind w:left="0" w:firstLine="0"/>
       </w:pPr>
       <w:r>
@@ -253,11 +264,12 @@
     </w:p>
     <w:p>
       <w:pPr>
-        <w:spacing w:before="20" w:after="20"/>
+        <w:spacing w:before="20" w:after="60"/>
         <w:ind w:left="0" w:firstLine="0"/>
       </w:pPr>
       <w:r>
         <w:rPr>
+          <w:b w:val="0"/>
           <w:sz w:val="21"/>
         </w:rPr>
         <w:t>短期：ゲーム内学習・創作の延長で実社会業務をこなし報酬を得られることを実証。中長期：「不登校＝弱者」「無気力＝怠慢」の社会通念を覆し、最初から諦めていた若者たちが日常の中で自然に社会参画し活躍できる環境を全国展開する。</w:t>
@@ -265,11 +277,12 @@
     </w:p>
     <w:p>
       <w:pPr>
-        <w:spacing w:before="20" w:after="20"/>
+        <w:spacing w:before="20" w:after="60"/>
         <w:ind w:left="0" w:firstLine="0"/>
       </w:pPr>
       <w:r>
         <w:rPr>
+          <w:b w:val="0"/>
           <w:sz w:val="21"/>
         </w:rPr>
         <w:t>競合との差別化：LITALICO（支援者依存、やる気前提、学習と就労が分断）、Minecraft Education（アセスメントなし、タスク極小化なし）、就労移行支援（「就労」を意識させる構造で行動麻痺に対応不可）。Genesisは「やる気に一切依存しない設計」と「学ぶと働くの境界溶解」で根本的に差別化される。</w:t>
@@ -277,7 +290,7 @@
     </w:p>
     <w:p>
       <w:pPr>
-        <w:spacing w:before="240" w:after="120"/>
+        <w:spacing w:before="280" w:after="120"/>
         <w:ind w:left="0" w:firstLine="0"/>
       </w:pPr>
       <w:r>
@@ -290,19 +303,20 @@
     </w:p>
     <w:p>
       <w:pPr>
-        <w:spacing w:before="20" w:after="20"/>
+        <w:spacing w:before="20" w:after="60"/>
         <w:ind w:left="0" w:firstLine="0"/>
       </w:pPr>
       <w:r>
         <w:rPr>
+          <w:b w:val="0"/>
           <w:sz w:val="21"/>
         </w:rPr>
-        <w:t>本プロジェクトの最大の未踏性は、「検査」と「ゲーム」の境界、「学ぶ」と「働く」の境界、そして「意志」と「行動」の境界を同時に消失させる点にある。本アプローチの理論的基盤は、Shute (2011) の "Stealth Assessment" と、Mislevyらが開発した「証拠中心設計（Evidence-Centered Design: ECD）」にある。ECDは、ゲーム内の観測可能な行動から直接観測できない潜在的認知能力を、ベイジアンネットワークによるリアルタイム確率更新で科学的に推論するフレームワークである。</w:t>
+        <w:t>本プロジェクトの最大の未踏性は、「検査」と「ゲーム」の境界、「学ぶ」と「働く」の境界、そして「意志」と「行動」の境界を同時に消失させる点にある。本アプローチの理論的基盤は、Shute (2011) の "Stealth Assessment" と、Mislevy et al. (2003) が確立した「証拠中心設計（Evidence-Centered Design: ECD）」にある。ECDは、ゲーム内の観測可能な行動から直接観測できない潜在的認知能力を、ベイジアンネットワークによるリアルタイム確率更新で科学的に推論するフレームワークである。</w:t>
       </w:r>
     </w:p>
     <w:p>
       <w:pPr>
-        <w:spacing w:before="160" w:after="20"/>
+        <w:spacing w:before="160" w:after="60"/>
         <w:ind w:left="0" w:firstLine="0"/>
       </w:pPr>
       <w:r>
@@ -310,74 +324,38 @@
           <w:b/>
           <w:sz w:val="21"/>
         </w:rPr>
-        <w:t>■ 技術的コア①：Gamified Assessment Engine（The Decoder）</w:t>
+        <w:t>■ 技術的コア①：The Decoder（没入型アセスメント）</w:t>
       </w:r>
     </w:p>
     <w:p>
       <w:pPr>
-        <w:spacing w:before="20" w:after="20"/>
+        <w:spacing w:before="20" w:after="60"/>
         <w:ind w:left="0" w:firstLine="0"/>
       </w:pPr>
       <w:r>
         <w:rPr>
+          <w:b w:val="0"/>
           <w:sz w:val="21"/>
         </w:rPr>
         <w:t>Shute (2011) "Stealth Assessment" を発展させ、正解や失敗の概念がないメタバース空間での自然な振る舞いから認知特性を逆算する。先行研究を超える3点：(1) メタバース内の自由度の高い行動全体からの推定、(2) 臨床心理士による500人以上の検査データとの対応づけ、(3) WAIS/WISCの4指標すべてのリアルタイム推定。</w:t>
-        <w:br/>
+      </w:r>
+    </w:p>
+    <w:p>
+      <w:pPr>
+        <w:spacing w:before="20" w:after="60"/>
+        <w:ind w:left="0" w:firstLine="0"/>
+      </w:pPr>
+      <w:r>
+        <w:rPr>
+          <w:b w:val="0"/>
+          <w:sz w:val="21"/>
+        </w:rPr>
         <w:t>先行研究による妥当性の実証：McPherson &amp; Burns (2008) はゲーム化されたWM・処理速度タスクがRaven検査と有意な正の相関（r=0.29〜0.45）を確認。44研究・6,100人超のメタ分析ではゲームベース指標と認知能力測定の相関r=0.30（補正後r=0.45）。Peters et al. (2021) はMinecraft内の知能アセスメントがRaven標準マトリックスと潜在レベルでr=0.72の極めて高い相関を実証。JMIR掲載の最新研究（2025）では、シリアスゲーム「Neuro-World」がわずか25分のプレイからADHD児のWISC-V PSIスコアをMAPE 6.6%の精度で予測。Moon et al. (2024) はVRゲームでASD青少年の実行機能を測定し、行動ログが表象的柔軟性の分散を28〜40%説明することを実証した。</w:t>
       </w:r>
     </w:p>
     <w:p>
       <w:pPr>
-        <w:spacing w:before="20" w:after="20"/>
-        <w:ind w:left="0" w:firstLine="0"/>
-      </w:pPr>
-      <w:r>
-        <w:rPr>
-          <w:sz w:val="21"/>
-        </w:rPr>
-        <w:t>3段階パイプライン：</w:t>
-      </w:r>
-    </w:p>
-    <w:p>
-      <w:pPr>
-        <w:spacing w:before="20" w:after="20"/>
-        <w:ind w:left="0" w:firstLine="0"/>
-      </w:pPr>
-      <w:r>
-        <w:rPr>
-          <w:sz w:val="21"/>
-        </w:rPr>
-        <w:t>Step1: 行動指標収集（マウス軌跡・反応速度・視線パターン・タスク切替時間等）</w:t>
-      </w:r>
-    </w:p>
-    <w:p>
-      <w:pPr>
-        <w:spacing w:before="20" w:after="20"/>
-        <w:ind w:left="0" w:firstLine="0"/>
-      </w:pPr>
-      <w:r>
-        <w:rPr>
-          <w:sz w:val="21"/>
-        </w:rPr>
-        <w:t>Step2: 認知科学的特徴量変換（反応分散→注意持続性、マウス滑らかさ→視覚運動協応等）</w:t>
-      </w:r>
-    </w:p>
-    <w:p>
-      <w:pPr>
-        <w:spacing w:before="20" w:after="20"/>
-        <w:ind w:left="0" w:firstLine="0"/>
-      </w:pPr>
-      <w:r>
-        <w:rPr>
-          <w:sz w:val="21"/>
-        </w:rPr>
-        <w:t>Step3: ベイジアンネットワークによるWAIS/WISC 4指標へのリアルタイム逆推定（Samejimaの段階反応モデル等を適用し、各行動の証拠の重みを計算）</w:t>
-      </w:r>
-    </w:p>
-    <w:p>
-      <w:pPr>
-        <w:spacing w:before="160" w:after="20"/>
+        <w:spacing w:before="160" w:after="60"/>
         <w:ind w:left="0" w:firstLine="0"/>
       </w:pPr>
       <w:r>
@@ -385,24 +363,51 @@
           <w:b/>
           <w:sz w:val="21"/>
         </w:rPr>
-        <w:t>■ 技術的コア②：The Portfolio — 迷いなく進める学習空間</w:t>
+        <w:t>認知特性を推定する3段階の処理：</w:t>
       </w:r>
     </w:p>
     <w:p>
       <w:pPr>
-        <w:spacing w:before="20" w:after="20"/>
+        <w:spacing w:before="20" w:after="60"/>
         <w:ind w:left="0" w:firstLine="0"/>
       </w:pPr>
       <w:r>
         <w:rPr>
+          <w:b w:val="0"/>
           <w:sz w:val="21"/>
         </w:rPr>
-        <w:t>核心的設計思想：「絶対に失敗しない、迷わずできるレベル」までタスクを極小化して提示する。Bandura (1977) が示した自己効力感の最大の源泉「遂行達成（mastery experience）」に基づき、AIが認知プロファイルから成功確率がほぼ100%となる範囲にのみタスクを提示。意識的な努力なしに成功体験を積み重ね、失敗恐怖による行動抑制から脱出する。獲得能力は「3D職務経歴書」として具現化。</w:t>
+        <w:t>Step1【行動データの収集】: ゲームプレイ中のマウス軌跡・反応速度・視線パターン・タスク切替時間等の生データをリアルタイムに記録</w:t>
       </w:r>
     </w:p>
     <w:p>
       <w:pPr>
-        <w:spacing w:before="160" w:after="20"/>
+        <w:spacing w:before="20" w:after="60"/>
+        <w:ind w:left="0" w:firstLine="0"/>
+      </w:pPr>
+      <w:r>
+        <w:rPr>
+          <w:b w:val="0"/>
+          <w:sz w:val="21"/>
+        </w:rPr>
+        <w:t>Step2【臨床的な意味への変換】: 収集した生データを認知科学的に意味のある指標に変換（例：反応速度のばらつき→注意の持続しやすさ、マウス操作の滑らかさ→目と手の協調性）</w:t>
+      </w:r>
+    </w:p>
+    <w:p>
+      <w:pPr>
+        <w:spacing w:before="20" w:after="60"/>
+        <w:ind w:left="0" w:firstLine="0"/>
+      </w:pPr>
+      <w:r>
+        <w:rPr>
+          <w:b w:val="0"/>
+          <w:sz w:val="21"/>
+        </w:rPr>
+        <w:t>Step3【WISC指標の推定】: 変換した指標の組み合わせから、言語理解・知覚推理・ワーキングメモリ・処理速度の4つのWISCスコアをAIが推定（ベイジアンネットワークにより、プレイ時間が長いほど推定精度が向上）</w:t>
+      </w:r>
+    </w:p>
+    <w:p>
+      <w:pPr>
+        <w:spacing w:before="160" w:after="60"/>
         <w:ind w:left="0" w:firstLine="0"/>
       </w:pPr>
       <w:r>
@@ -410,24 +415,25 @@
           <w:b/>
           <w:sz w:val="21"/>
         </w:rPr>
-        <w:t>■ 技術的コア③：The Synergy — 凸凹を補い合う協働とチーム創出</w:t>
+        <w:t>■ 技術的コア②：The Portfolio（迷いなく進める学習空間）</w:t>
       </w:r>
     </w:p>
     <w:p>
       <w:pPr>
-        <w:spacing w:before="20" w:after="20"/>
+        <w:spacing w:before="20" w:after="60"/>
         <w:ind w:left="0" w:firstLine="0"/>
       </w:pPr>
       <w:r>
         <w:rPr>
+          <w:b w:val="0"/>
           <w:sz w:val="21"/>
         </w:rPr>
-        <w:t>他者のスキルオブジェクトを自ワールドに「インストール」し、苦手を得意で助け合う。「一人で完璧にならなくてもいい」体験が行動麻痺の根本原因「完璧主義による失敗恐怖」を解消。自然発生的に事業や活動を立ち上げるコミュニティを形成。</w:t>
+        <w:t>支援の基本であるスモールステップを徹底し、その子が「少し努力すれば達成できる」課題をAIが出し続ける。Bandura (1977) が示した自己効力感の最大の源泉「遂行達成（mastery experience）」に基づき、AIが認知プロファイルから適切な難易度のタスクを提示。小さな成功体験の積み重ねで自己効力感を回復させ、確実な成長を実現する。獲得能力は「3D職務経歴書」として具現化。</w:t>
       </w:r>
     </w:p>
     <w:p>
       <w:pPr>
-        <w:spacing w:before="160" w:after="20"/>
+        <w:spacing w:before="160" w:after="60"/>
         <w:ind w:left="0" w:firstLine="0"/>
       </w:pPr>
       <w:r>
@@ -435,19 +441,20 @@
           <w:b/>
           <w:sz w:val="21"/>
         </w:rPr>
-        <w:t>■ 技術的コア③-2：The Everyday Work — 日常的な実社会タスクの接続</w:t>
+        <w:t>■ 技術的コア③：The Life Work（日常に溶け込む実社会タスク）</w:t>
       </w:r>
     </w:p>
     <w:p>
       <w:pPr>
-        <w:spacing w:before="20" w:after="20"/>
+        <w:spacing w:before="20" w:after="60"/>
         <w:ind w:left="0" w:firstLine="0"/>
       </w:pPr>
       <w:r>
         <w:rPr>
+          <w:b w:val="0"/>
           <w:sz w:val="21"/>
         </w:rPr>
-        <w:t>「学ぶ」と「働く」の境界線を意図的に溶かす設計。学習クエストに混じり実社会の業務（データ入力、制作補助等）が日常的に配信される。</w:t>
+        <w:t>学習クエストに混じって実社会の業務が日常的に配信される。「仕事をしている」と意識しないまま実務をこなし、気づけば実績が積み上がっている状態を作る。</w:t>
       </w:r>
     </w:p>
     <w:p>
@@ -457,9 +464,10 @@
       </w:pPr>
       <w:r>
         <w:rPr>
+          <w:b w:val="0"/>
           <w:sz w:val="21"/>
         </w:rPr>
-        <w:t>・シームレスな境界溶解：学習クエストと実務タスクのUIを統一し区別できないレベルで混在</w:t>
+        <w:t>・仕事タスクには金銭的報酬、スキルアップタスクにはゲーム内称号・レベルアップ等のご褒美を設計し、どちらのタスクでもモチベーションが自然に維持される</w:t>
       </w:r>
     </w:p>
     <w:p>
@@ -469,9 +477,10 @@
       </w:pPr>
       <w:r>
         <w:rPr>
+          <w:b w:val="0"/>
           <w:sz w:val="21"/>
         </w:rPr>
-        <w:t>・段階的な難易度上昇：極めて簡単な実務タスク（画像タグ付け等）からスキル成長に応じて高度な業務へ自然に移行</w:t>
+        <w:t>・段階的な難易度上昇：簡単な実務タスクからスキル成長に応じてより高度な業務へ自然に移行</w:t>
       </w:r>
     </w:p>
     <w:p>
@@ -481,14 +490,15 @@
       </w:pPr>
       <w:r>
         <w:rPr>
+          <w:b w:val="0"/>
           <w:sz w:val="21"/>
         </w:rPr>
-        <w:t>・即時フィードバック＋報酬：スキルオブジェクト生成と経済的報酬が同時発生し「働くことの正の強化」を自動形成</w:t>
+        <w:t>・即時フィードバック：タスク完了時にスキルオブジェクト生成と報酬が同時発生</w:t>
       </w:r>
     </w:p>
     <w:p>
       <w:pPr>
-        <w:spacing w:before="160" w:after="20"/>
+        <w:spacing w:before="160" w:after="60"/>
         <w:ind w:left="0" w:firstLine="0"/>
       </w:pPr>
       <w:r>
@@ -496,24 +506,51 @@
           <w:b/>
           <w:sz w:val="21"/>
         </w:rPr>
-        <w:t>■ 技術的コア④：クロスプラットフォームAIバディ</w:t>
+        <w:t>■ 技術的コア④：The Synergy（実績を活かした協働とチーム創出）</w:t>
       </w:r>
     </w:p>
     <w:p>
       <w:pPr>
-        <w:spacing w:before="20" w:after="20"/>
+        <w:spacing w:before="20" w:after="60"/>
         <w:ind w:left="0" w:firstLine="0"/>
       </w:pPr>
       <w:r>
         <w:rPr>
+          <w:b w:val="0"/>
           <w:sz w:val="21"/>
         </w:rPr>
-        <w:t>Minecraft・Kitazuna・Genesis間でAI会話履歴を統合DBに保存（既にMinecraft・Kitazunaで動作実証済み）。プラットフォームを超えて一貫した理解を持つAIバディを実現。</w:t>
+        <w:t>日々のタスクを通じていつの間にか伸びたスキルや実績を互いに確認し合い、得意分野でコラボレーションする。一人では難しかったことがチームで実現でき、自然発生的にプロジェクトが立ち上がる。こうしたチーム活動が社会との繋がりへと発展していく。将来的には、チーム内での実績やスキルの組み合わせが外部企業の目に留まり、インターンや採用に繋がる仕組み（スカウト機能）への発展も見据えている。</w:t>
       </w:r>
     </w:p>
     <w:p>
       <w:pPr>
-        <w:spacing w:before="160" w:after="20"/>
+        <w:spacing w:before="160" w:after="60"/>
+        <w:ind w:left="0" w:firstLine="0"/>
+      </w:pPr>
+      <w:r>
+        <w:rPr>
+          <w:b/>
+          <w:sz w:val="21"/>
+        </w:rPr>
+        <w:t>■ 技術的コア⑤：クロスプラットフォームAIバディ</w:t>
+      </w:r>
+    </w:p>
+    <w:p>
+      <w:pPr>
+        <w:spacing w:before="20" w:after="60"/>
+        <w:ind w:left="0" w:firstLine="0"/>
+      </w:pPr>
+      <w:r>
+        <w:rPr>
+          <w:b w:val="0"/>
+          <w:sz w:val="21"/>
+        </w:rPr>
+        <w:t>Genesis単体だけでなく、Minecraft・eスポーツコーチングシステム（e-Bridgeをベースに複数ゲームタイトルに対応予定）・if(塾)内の開発教材環境など、複数のプラットフォーム上でのユーザーの活動データ・会話履歴を統合データベースに集約する。Minecraftで遊んでいる時の行動、eスポーツの試合中の反応速度やコミュニケーション、開発教材での学習状況など、あらゆる場面から認知特性の情報を蓄積し、AIバディが一貫した理解を持って長期的に伴走する。（各プラットフォームの詳細は参考資料を参照）</w:t>
+      </w:r>
+    </w:p>
+    <w:p>
+      <w:pPr>
+        <w:spacing w:before="160" w:after="60"/>
         <w:ind w:left="0" w:firstLine="0"/>
       </w:pPr>
       <w:r>
@@ -526,19 +563,20 @@
     </w:p>
     <w:p>
       <w:pPr>
-        <w:spacing w:before="20" w:after="20"/>
+        <w:spacing w:before="20" w:after="60"/>
         <w:ind w:left="0" w:firstLine="0"/>
       </w:pPr>
       <w:r>
         <w:rPr>
+          <w:b w:val="0"/>
           <w:sz w:val="21"/>
         </w:rPr>
-        <w:t>検査環境バイアスを排除した真の認知特性発掘（Peters et al.のMinecraft研究でr=0.72の妥当性実証済み）、やる気に依存しない行動連鎖の実現、学ぶと働くの境界溶解による自然な社会参画。Neuro-World研究が示すように、25分のゲームプレイでWISC-Vスコアを高精度予測できる技術基盤は既に確立されており、本プロジェクトはこれを500人の臨床データと組み合わせることで更なる精度向上を実現する。</w:t>
+        <w:t>検査環境のストレスを排除した認知特性の発掘（Peters et al.のMinecraft研究でr=0.72の妥当性実証済み）、やる気に依存しない行動の連鎖の実現、学ぶと働くの境界を溶かすことによる自然な社会参画。Neuro-World研究が示すように、25分のゲームプレイでWISC-Vスコアを高精度予測できる技術基盤は既に確立されており、本プロジェクトはこれを500人の臨床データと組み合わせることで更なる精度向上を実現する。</w:t>
       </w:r>
     </w:p>
     <w:p>
       <w:pPr>
-        <w:spacing w:before="240" w:after="120"/>
+        <w:spacing w:before="280" w:after="120"/>
         <w:ind w:left="0" w:firstLine="0"/>
       </w:pPr>
       <w:r>
@@ -551,7 +589,7 @@
     </w:p>
     <w:p>
       <w:pPr>
-        <w:spacing w:before="160" w:after="20"/>
+        <w:spacing w:before="160" w:after="60"/>
         <w:ind w:left="0" w:firstLine="0"/>
       </w:pPr>
       <w:r>
@@ -564,14 +602,15 @@
     </w:p>
     <w:p>
       <w:pPr>
-        <w:spacing w:before="20" w:after="20"/>
-        <w:ind w:left="283" w:firstLine="0"/>
+        <w:spacing w:before="20" w:after="60"/>
+        <w:ind w:left="0" w:firstLine="0"/>
       </w:pPr>
       <w:r>
         <w:rPr>
+          <w:b w:val="0"/>
           <w:sz w:val="21"/>
         </w:rPr>
-        <w:t>・「Kitazuna」（Unity RPG、進捗約50%）：アイテムDB・インベントリ・ワールド生成・マルチプレイヤー基盤・UIコンポーネントをGenesisに直接流用可能（約3ヶ月分工数短縮）</w:t>
+        <w:t>Unityで開発中のGenesisデモアプリケーションが存在し、以下の一連の流れを動作させることができる。</w:t>
       </w:r>
     </w:p>
     <w:p>
@@ -581,9 +620,10 @@
       </w:pPr>
       <w:r>
         <w:rPr>
+          <w:b w:val="0"/>
           <w:sz w:val="21"/>
         </w:rPr>
-        <w:t>・Genesis Platform Webプロトタイプ：企業案件タスク自動分解・生徒マッチング、Minecraft NPC AI、やる事相談AI、統合会話DBが動作済み。「やる気がなくても最小単位タスクを処理するだけで前進できる」設計思想を実証</w:t>
+        <w:t>・AIバディとの会話シーン：ユーザーがGenesisの世界に入り、AIバディと対話する導入体験</w:t>
       </w:r>
     </w:p>
     <w:p>
@@ -593,14 +633,41 @@
       </w:pPr>
       <w:r>
         <w:rPr>
+          <w:b w:val="0"/>
           <w:sz w:val="21"/>
         </w:rPr>
-        <w:t>・Minecraft/Kitazuna上のAI NPC：LLM統合による自然言語会話が成立</w:t>
+        <w:t>・StealthWaisアセスメントのゲームプレイ：素材の仕分けや空間認識等のミニゲームを通じ、バックグラウンドで認知特性データを収集</w:t>
       </w:r>
     </w:p>
     <w:p>
       <w:pPr>
-        <w:spacing w:before="160" w:after="20"/>
+        <w:spacing w:before="20" w:after="20"/>
+        <w:ind w:left="283" w:firstLine="0"/>
+      </w:pPr>
+      <w:r>
+        <w:rPr>
+          <w:b w:val="0"/>
+          <w:sz w:val="21"/>
+        </w:rPr>
+        <w:t>・アセスメント結果の表示：ゲームプレイ後に認知プロファイル（視覚処理・ワーキングメモリ等）を可視化</w:t>
+      </w:r>
+    </w:p>
+    <w:p>
+      <w:pPr>
+        <w:spacing w:before="20" w:after="20"/>
+        <w:ind w:left="283" w:firstLine="0"/>
+      </w:pPr>
+      <w:r>
+        <w:rPr>
+          <w:b w:val="0"/>
+          <w:sz w:val="21"/>
+        </w:rPr>
+        <w:t>・個別最適化されたタスクの提案：アセスメント結果に基づき、AIがその子に合った具体的な学習・実務タスクを提示</w:t>
+      </w:r>
+    </w:p>
+    <w:p>
+      <w:pPr>
+        <w:spacing w:before="160" w:after="60"/>
         <w:ind w:left="0" w:firstLine="0"/>
       </w:pPr>
       <w:r>
@@ -613,103 +680,111 @@
     </w:p>
     <w:p>
       <w:pPr>
-        <w:spacing w:before="20" w:after="20"/>
+        <w:spacing w:before="20" w:after="60"/>
         <w:ind w:left="0" w:firstLine="0"/>
       </w:pPr>
       <w:r>
         <w:rPr>
+          <w:b w:val="0"/>
           <w:sz w:val="21"/>
         </w:rPr>
-        <w:t>7月：基盤構築（Kitazuna資産移植、ログ収集パイプライン）</w:t>
+        <w:t>7月：基盤構築（Genesis本体のシステム設計、ログ収集基盤の実装）</w:t>
       </w:r>
     </w:p>
     <w:p>
       <w:pPr>
-        <w:spacing w:before="20" w:after="20"/>
+        <w:spacing w:before="20" w:after="60"/>
         <w:ind w:left="0" w:firstLine="0"/>
       </w:pPr>
       <w:r>
         <w:rPr>
+          <w:b w:val="0"/>
           <w:sz w:val="21"/>
         </w:rPr>
-        <w:t>8月：Stealth WAIS α版（PSI・WMI測定クエスト3種、if(塾)5名αテスト）</w:t>
+        <w:t>8月：アセスメントα版（処理速度・ワーキングメモリ測定用ゲーム3種の実装、if(塾)5名でαテスト）</w:t>
       </w:r>
     </w:p>
     <w:p>
       <w:pPr>
-        <w:spacing w:before="20" w:after="20"/>
+        <w:spacing w:before="20" w:after="60"/>
         <w:ind w:left="0" w:firstLine="0"/>
       </w:pPr>
       <w:r>
         <w:rPr>
+          <w:b w:val="0"/>
           <w:sz w:val="21"/>
         </w:rPr>
-        <w:t>9月：AIバディ統合（LLMクエスト自動生成、成功率80%目標）</w:t>
+        <w:t>9月：AIバディの本格統合（ユーザーの特性に合わせたタスク提案・会話機能の実装）</w:t>
       </w:r>
     </w:p>
     <w:p>
       <w:pPr>
-        <w:spacing w:before="20" w:after="20"/>
+        <w:spacing w:before="20" w:after="60"/>
         <w:ind w:left="0" w:firstLine="0"/>
       </w:pPr>
       <w:r>
         <w:rPr>
+          <w:b w:val="0"/>
           <w:sz w:val="21"/>
         </w:rPr>
-        <w:t>10月：スキルオブジェクト実装（3Dオブジェクト自動生成、10種定義）</w:t>
+        <w:t>10月：スキルオブジェクト実装（タスク達成→3Dオブジェクト自動生成、10種定義）</w:t>
       </w:r>
     </w:p>
     <w:p>
       <w:pPr>
-        <w:spacing w:before="20" w:after="20"/>
+        <w:spacing w:before="20" w:after="60"/>
         <w:ind w:left="0" w:firstLine="0"/>
       </w:pPr>
       <w:r>
         <w:rPr>
+          <w:b w:val="0"/>
           <w:sz w:val="21"/>
         </w:rPr>
-        <w:t>11月：ギルド・シナジー機能（if(塾)30名全員実証テスト）</w:t>
+        <w:t>11月：チーム機能・協働機能（ユーザー間タスク依頼・スキル共有、if(塾)30名での実証テスト）</w:t>
       </w:r>
     </w:p>
     <w:p>
       <w:pPr>
-        <w:spacing w:before="20" w:after="20"/>
+        <w:spacing w:before="20" w:after="60"/>
         <w:ind w:left="0" w:firstLine="0"/>
       </w:pPr>
       <w:r>
         <w:rPr>
+          <w:b w:val="0"/>
           <w:sz w:val="21"/>
         </w:rPr>
-        <w:t>12月：企業タスク接続（BPOクエスト化＝The Everyday Work実装、1社以上稼働）</w:t>
+        <w:t>12月：実社会タスク接続（企業の業務をゲーム内タスクとして配信＝The Life Work実装、1社以上稼働）</w:t>
       </w:r>
     </w:p>
     <w:p>
       <w:pPr>
-        <w:spacing w:before="20" w:after="20"/>
+        <w:spacing w:before="20" w:after="60"/>
         <w:ind w:left="0" w:firstLine="0"/>
       </w:pPr>
       <w:r>
         <w:rPr>
+          <w:b w:val="0"/>
           <w:sz w:val="21"/>
         </w:rPr>
-        <w:t>1月：最適化・改善（アセスメント精度・UX改善、学習/実務タスク境界溶解の検証）</w:t>
+        <w:t>1月：精度改善・UX改善（アセスメント精度の検証と改善、使いやすさの向上）</w:t>
       </w:r>
     </w:p>
     <w:p>
       <w:pPr>
-        <w:spacing w:before="20" w:after="20"/>
+        <w:spacing w:before="20" w:after="60"/>
         <w:ind w:left="0" w:firstLine="0"/>
       </w:pPr>
       <w:r>
         <w:rPr>
+          <w:b w:val="0"/>
           <w:sz w:val="21"/>
         </w:rPr>
-        <w:t>2月：成果報告・事業化準備（実証データ分析、最初の売上達成）</w:t>
+        <w:t>2月：成果報告・事業化準備（実証データの分析、事業計画の具体化、最初の売上達成）</w:t>
       </w:r>
     </w:p>
     <w:p>
       <w:pPr>
-        <w:spacing w:before="160" w:after="20"/>
+        <w:spacing w:before="160" w:after="60"/>
         <w:ind w:left="0" w:firstLine="0"/>
       </w:pPr>
       <w:r>
@@ -722,55 +797,59 @@
     </w:p>
     <w:p>
       <w:pPr>
-        <w:spacing w:before="20" w:after="20"/>
+        <w:spacing w:before="20" w:after="60"/>
         <w:ind w:left="0" w:firstLine="0"/>
       </w:pPr>
       <w:r>
         <w:rPr>
+          <w:b w:val="0"/>
           <w:sz w:val="21"/>
         </w:rPr>
-        <w:t>高崎翔太（PM/Lead Dev）：アセスメントロジック設計、Unity開発、AI実装。臨床心理士×ゲーム開発×AIの三位一体。クラーク高校の担当コマ数調整で開発集中体制確保。</w:t>
+        <w:t>高崎翔太（塾頭）：アセスメントロジック設計、Unity開発、AI実装を統括。本業はエンジニア・コンサルタント・カウンセラーであり、臨床心理士としてWAIS/WISC 500人以上の実施経験を持つ。秋田クラーク高等学院にて週1日の教員勤務も兼務。</w:t>
       </w:r>
     </w:p>
     <w:p>
       <w:pPr>
-        <w:spacing w:before="20" w:after="20"/>
+        <w:spacing w:before="20" w:after="60"/>
         <w:ind w:left="0" w:firstLine="0"/>
       </w:pPr>
       <w:r>
         <w:rPr>
+          <w:b w:val="0"/>
           <w:sz w:val="21"/>
         </w:rPr>
-        <w:t>山﨑琢己（Content/AI Dev）：カリキュラム設計、AIコンテンツ生成、サーバー運用。AI活用開発、Minecraft開発・サーバー運営実績。</w:t>
+        <w:t>山﨑琢己（塾長）：カリキュラム設計、AIコンテンツ生成、サーバー運用。AI活用開発、Minecraft開発・サーバー運営の実績を持つ。</w:t>
       </w:r>
     </w:p>
     <w:p>
       <w:pPr>
-        <w:spacing w:before="20" w:after="20"/>
+        <w:spacing w:before="20" w:after="60"/>
         <w:ind w:left="0" w:firstLine="0"/>
       </w:pPr>
       <w:r>
         <w:rPr>
+          <w:b w:val="0"/>
           <w:sz w:val="21"/>
         </w:rPr>
-        <w:t>井上陽斗（System/AI Dev）：システム設計、データパイプライン、経済システム数理設計。AI甲子園全国5位。</w:t>
+        <w:t>井上陽斗（CTO）：システム設計、データ処理基盤構築、ゲーム内報酬・経済バランスの設計。AI甲子園2025全国5位。</w:t>
       </w:r>
     </w:p>
     <w:p>
       <w:pPr>
-        <w:spacing w:before="20" w:after="20"/>
+        <w:spacing w:before="20" w:after="60"/>
         <w:ind w:left="0" w:firstLine="0"/>
       </w:pPr>
       <w:r>
         <w:rPr>
+          <w:b w:val="0"/>
           <w:sz w:val="21"/>
         </w:rPr>
-        <w:t>小林正宗（Creative Dev）：ゲームUI/UXデザイン、プレイテスト、ユーザー視点でのフィードバック。秋田クラーク高等学院ITプログラミングコース在学中。if(塾)副塾長として日常的にターゲットユーザーと同じ環境で活動しており、当事者視点での開発に不可欠。</w:t>
+        <w:t>小林正宗（副塾長）：ゲームUI/UXデザイン、プレイテスト、ユーザー視点でのフィードバック。秋田クラーク高等学院ITプログラミングコース在学中。if(塾)副塾長としてターゲットユーザーと同年代・同環境で活動しており、当事者視点での開発に不可欠。</w:t>
       </w:r>
     </w:p>
     <w:p>
       <w:pPr>
-        <w:spacing w:before="160" w:after="20"/>
+        <w:spacing w:before="160" w:after="60"/>
         <w:ind w:left="0" w:firstLine="0"/>
       </w:pPr>
       <w:r>
@@ -783,55 +862,59 @@
     </w:p>
     <w:p>
       <w:pPr>
-        <w:spacing w:before="20" w:after="20"/>
+        <w:spacing w:before="20" w:after="60"/>
         <w:ind w:left="0" w:firstLine="0"/>
       </w:pPr>
       <w:r>
         <w:rPr>
+          <w:b w:val="0"/>
           <w:sz w:val="21"/>
         </w:rPr>
-        <w:t>Client: Unity (C#) → 没入型3D空間、操作ログ収集、UI最適化</w:t>
+        <w:t>ゲーム本体（Unity / C#）：3Dメタバース空間の構築、ユーザーの操作ログ収集、画面の最適化</w:t>
       </w:r>
     </w:p>
     <w:p>
       <w:pPr>
-        <w:spacing w:before="20" w:after="20"/>
+        <w:spacing w:before="20" w:after="60"/>
         <w:ind w:left="0" w:firstLine="0"/>
       </w:pPr>
       <w:r>
         <w:rPr>
+          <w:b w:val="0"/>
           <w:sz w:val="21"/>
         </w:rPr>
-        <w:t>Server: Python/FastAPI → アセスメント推論、クエスト生成LLM連携</w:t>
+        <w:t>サーバー（Python / FastAPI）：収集した行動データからの認知特性推定、AIによるタスク自動生成</w:t>
       </w:r>
     </w:p>
     <w:p>
       <w:pPr>
-        <w:spacing w:before="20" w:after="20"/>
+        <w:spacing w:before="20" w:after="60"/>
         <w:ind w:left="0" w:firstLine="0"/>
       </w:pPr>
       <w:r>
         <w:rPr>
+          <w:b w:val="0"/>
           <w:sz w:val="21"/>
         </w:rPr>
-        <w:t>Data: PostgreSQL/Firebase → ユーザーデータ、行動ログ、スキルオブジェクト</w:t>
+        <w:t>データベース（PostgreSQL / Firebase）：ユーザー情報、行動ログ、スキルオブジェクトの管理・蓄積</w:t>
       </w:r>
     </w:p>
     <w:p>
       <w:pPr>
-        <w:spacing w:before="20" w:after="20"/>
+        <w:spacing w:before="20" w:after="60"/>
         <w:ind w:left="0" w:firstLine="0"/>
       </w:pPr>
       <w:r>
         <w:rPr>
+          <w:b w:val="0"/>
           <w:sz w:val="21"/>
         </w:rPr>
-        <w:t>AI/ML: scikit-learn/PyTorch/AutoML → 認知特性推定モデル</w:t>
+        <w:t>AI・機械学習（scikit-learn / PyTorch）：行動データから認知特性を推定するモデルの学習と改善</w:t>
       </w:r>
     </w:p>
     <w:p>
       <w:pPr>
-        <w:spacing w:before="160" w:after="20"/>
+        <w:spacing w:before="160" w:after="60"/>
         <w:ind w:left="0" w:firstLine="0"/>
       </w:pPr>
       <w:r>
@@ -849,9 +932,10 @@
       </w:pPr>
       <w:r>
         <w:rPr>
+          <w:b w:val="0"/>
           <w:sz w:val="21"/>
         </w:rPr>
-        <w:t>・推定精度：if(塾)30名（全員WISC済）でピアソン相関r≧0.6目標。LOO交差検証で過学習防止。MVP段階ではPSI・WMIの2指標に絞り確実な精度達成を優先</w:t>
+        <w:t>・アセスメントの推定精度：if(塾)の生徒約30名（多くがWISC検査済み）のデータを用いて、ゲーム内の行動データから推定した結果と実際の検査結果の一致度を検証する。まずは処理速度・ワーキングメモリの2指標から始め、段階的に精度を高めていく</w:t>
       </w:r>
     </w:p>
     <w:p>
@@ -861,9 +945,10 @@
       </w:pPr>
       <w:r>
         <w:rPr>
+          <w:b w:val="0"/>
           <w:sz w:val="21"/>
         </w:rPr>
-        <w:t>・倫理：インフォームドコンセント、匿名化、IRB申請（山形大/秋田大）</w:t>
+        <w:t>・倫理面の対応：保護者・本人への説明と書面での同意取得、データの匿名化処理、事業開始前に大学の研究倫理審査委員会（IRB）へ申請し承認を得る</w:t>
       </w:r>
     </w:p>
     <w:p>
@@ -873,14 +958,15 @@
       </w:pPr>
       <w:r>
         <w:rPr>
+          <w:b w:val="0"/>
           <w:sz w:val="21"/>
         </w:rPr>
-        <w:t>・LLMクエスト生成品質：プロンプトテンプレート＋山﨑琢己のカリキュラム知見でレビュー</w:t>
+        <w:t>・AIによるタスク生成の品質：テンプレートを活用した品質管理と、山﨑琢己のカリキュラム設計の知見による内容チェック</w:t>
       </w:r>
     </w:p>
     <w:p>
       <w:pPr>
-        <w:spacing w:before="240" w:after="120"/>
+        <w:spacing w:before="280" w:after="120"/>
         <w:ind w:left="0" w:firstLine="0"/>
       </w:pPr>
       <w:r>
@@ -893,7 +979,7 @@
     </w:p>
     <w:p>
       <w:pPr>
-        <w:spacing w:before="160" w:after="20"/>
+        <w:spacing w:before="160" w:after="60"/>
         <w:ind w:left="0" w:firstLine="0"/>
       </w:pPr>
       <w:r>
@@ -901,7 +987,7 @@
           <w:b/>
           <w:sz w:val="21"/>
         </w:rPr>
-        <w:t>■ 高崎翔太（PM / Lead Developer）</w:t>
+        <w:t>■ 高崎翔太（塾頭）</w:t>
       </w:r>
     </w:p>
     <w:p>
@@ -911,9 +997,10 @@
       </w:pPr>
       <w:r>
         <w:rPr>
+          <w:b w:val="0"/>
           <w:sz w:val="21"/>
         </w:rPr>
-        <w:t>・臨床心理士：WAIS/WISC 500人以上実施 → Stealth WAISロジック設計の根拠</w:t>
+        <w:t>・臨床心理士：WAIS/WISC 500人以上実施 → アセスメントロジック設計の根拠</w:t>
       </w:r>
     </w:p>
     <w:p>
@@ -923,9 +1010,10 @@
       </w:pPr>
       <w:r>
         <w:rPr>
+          <w:b w:val="0"/>
           <w:sz w:val="21"/>
         </w:rPr>
-        <w:t>・Unity/C#ゲーム開発、AI活用システム開発</w:t>
+        <w:t>・エンジニアとして、テレビ朝日の夏休み大型イベント向けゲームを一人で開発・納品した実績。テレビ番組でのゲーム制作経験も複数あり、商用クオリティの開発力を実証</w:t>
       </w:r>
     </w:p>
     <w:p>
@@ -935,9 +1023,10 @@
       </w:pPr>
       <w:r>
         <w:rPr>
+          <w:b w:val="0"/>
           <w:sz w:val="21"/>
         </w:rPr>
-        <w:t>・クラーク記念国際高等学校にてICT教育実践</w:t>
+        <w:t>・Unity/C#によるゲーム開発、AIを活用したシステム開発</w:t>
       </w:r>
     </w:p>
     <w:p>
@@ -947,6 +1036,20 @@
       </w:pPr>
       <w:r>
         <w:rPr>
+          <w:b w:val="0"/>
+          <w:sz w:val="21"/>
+        </w:rPr>
+        <w:t>・秋田クラーク高等学院にて教員としてICT教育を実践</w:t>
+      </w:r>
+    </w:p>
+    <w:p>
+      <w:pPr>
+        <w:spacing w:before="20" w:after="20"/>
+        <w:ind w:left="283" w:firstLine="0"/>
+      </w:pPr>
+      <w:r>
+        <w:rPr>
+          <w:b w:val="0"/>
           <w:sz w:val="21"/>
         </w:rPr>
         <w:t>・EO North Japan「NEXT10」ビジネスプランコンテスト 優勝</w:t>
@@ -959,6 +1062,7 @@
       </w:pPr>
       <w:r>
         <w:rPr>
+          <w:b w:val="0"/>
           <w:sz w:val="21"/>
         </w:rPr>
         <w:t>・2024年度 秋田若者チャレンジ 採択</w:t>
@@ -971,6 +1075,7 @@
       </w:pPr>
       <w:r>
         <w:rPr>
+          <w:b w:val="0"/>
           <w:sz w:val="21"/>
         </w:rPr>
         <w:t>・2025年度 ASHIOTO（起業支援プログラム）採択</w:t>
@@ -978,7 +1083,20 @@
     </w:p>
     <w:p>
       <w:pPr>
-        <w:spacing w:before="160" w:after="20"/>
+        <w:spacing w:before="20" w:after="20"/>
+        <w:ind w:left="283" w:firstLine="0"/>
+      </w:pPr>
+      <w:r>
+        <w:rPr>
+          <w:b w:val="0"/>
+          <w:sz w:val="21"/>
+        </w:rPr>
+        <w:t>・2026年度 北都銀行起業家ピッチチャレンジ in AKITA 優秀賞</w:t>
+      </w:r>
+    </w:p>
+    <w:p>
+      <w:pPr>
+        <w:spacing w:before="160" w:after="60"/>
         <w:ind w:left="0" w:firstLine="0"/>
       </w:pPr>
       <w:r>
@@ -986,7 +1104,7 @@
           <w:b/>
           <w:sz w:val="21"/>
         </w:rPr>
-        <w:t>■ 山﨑琢己（Content / AI Developer）</w:t>
+        <w:t>■ 山﨑琢己（塾長）</w:t>
       </w:r>
     </w:p>
     <w:p>
@@ -996,9 +1114,10 @@
       </w:pPr>
       <w:r>
         <w:rPr>
+          <w:b w:val="0"/>
           <w:sz w:val="21"/>
         </w:rPr>
-        <w:t>・AI活用開発、Minecraftプラグイン・Mod開発・サーバー運営</w:t>
+        <w:t>・AI活用開発、Minecraftプラグイン・Mod開発・サーバー運営の実績</w:t>
       </w:r>
     </w:p>
     <w:p>
@@ -1008,14 +1127,15 @@
       </w:pPr>
       <w:r>
         <w:rPr>
+          <w:b w:val="0"/>
           <w:sz w:val="21"/>
         </w:rPr>
-        <w:t>・大学の学生運営カフェで業務システム（マニュアル・研修・メニュー管理）を設計構築</w:t>
+        <w:t>・大学の学生運営カフェで業務システム（マニュアル・研修・メニュー管理）を自ら設計・構築</w:t>
       </w:r>
     </w:p>
     <w:p>
       <w:pPr>
-        <w:spacing w:before="160" w:after="20"/>
+        <w:spacing w:before="160" w:after="60"/>
         <w:ind w:left="0" w:firstLine="0"/>
       </w:pPr>
       <w:r>
@@ -1023,7 +1143,7 @@
           <w:b/>
           <w:sz w:val="21"/>
         </w:rPr>
-        <w:t>■ 井上陽斗（System / AI Developer）</w:t>
+        <w:t>■ 井上陽斗（CTO）</w:t>
       </w:r>
     </w:p>
     <w:p>
@@ -1033,6 +1153,7 @@
       </w:pPr>
       <w:r>
         <w:rPr>
+          <w:b w:val="0"/>
           <w:sz w:val="21"/>
         </w:rPr>
         <w:t>・AI甲子園（2025年度）全国5位入賞：将棋駒画像認識AI開発</w:t>
@@ -1045,14 +1166,15 @@
       </w:pPr>
       <w:r>
         <w:rPr>
+          <w:b w:val="0"/>
           <w:sz w:val="21"/>
         </w:rPr>
-        <w:t>・Minecraft Mod・プラグイン開発、数理的設計能力</w:t>
+        <w:t>・Minecraft Mod・プラグイン開発、数理的な設計能力</w:t>
       </w:r>
     </w:p>
     <w:p>
       <w:pPr>
-        <w:spacing w:before="160" w:after="20"/>
+        <w:spacing w:before="160" w:after="60"/>
         <w:ind w:left="0" w:firstLine="0"/>
       </w:pPr>
       <w:r>
@@ -1060,7 +1182,7 @@
           <w:b/>
           <w:sz w:val="21"/>
         </w:rPr>
-        <w:t>■ 小林正宗（Creative Developer）</w:t>
+        <w:t>■ 小林正宗（副塾長）</w:t>
       </w:r>
     </w:p>
     <w:p>
@@ -1070,6 +1192,7 @@
       </w:pPr>
       <w:r>
         <w:rPr>
+          <w:b w:val="0"/>
           <w:sz w:val="21"/>
         </w:rPr>
         <w:t>・秋田クラーク高等学院 ITプログラミングコース在学中</w:t>
@@ -1082,6 +1205,7 @@
       </w:pPr>
       <w:r>
         <w:rPr>
+          <w:b w:val="0"/>
           <w:sz w:val="21"/>
         </w:rPr>
         <w:t>・if(塾)副塾長：ターゲットユーザーと同年代・同環境で活動する当事者視点メンバー</w:t>
@@ -1089,19 +1213,7 @@
     </w:p>
     <w:p>
       <w:pPr>
-        <w:spacing w:before="20" w:after="20"/>
-        <w:ind w:left="283" w:firstLine="0"/>
-      </w:pPr>
-      <w:r>
-        <w:rPr>
-          <w:sz w:val="21"/>
-        </w:rPr>
-        <w:t>・ゲーム開発・デザインに日常的に取り組んでおり、GenesisのUI/UXを当事者目線で検証する役割を担う</w:t>
-      </w:r>
-    </w:p>
-    <w:p>
-      <w:pPr>
-        <w:spacing w:before="160" w:after="20"/>
+        <w:spacing w:before="160" w:after="60"/>
         <w:ind w:left="0" w:firstLine="0"/>
       </w:pPr>
       <w:r>
@@ -1109,24 +1221,25 @@
           <w:b/>
           <w:sz w:val="21"/>
         </w:rPr>
-        <w:t>■ チーム実績：AI NPC導入</w:t>
+        <w:t>■ チーム実績</w:t>
       </w:r>
     </w:p>
     <w:p>
       <w:pPr>
-        <w:spacing w:before="20" w:after="20"/>
+        <w:spacing w:before="20" w:after="60"/>
         <w:ind w:left="0" w:firstLine="0"/>
       </w:pPr>
       <w:r>
         <w:rPr>
+          <w:b w:val="0"/>
           <w:sz w:val="21"/>
         </w:rPr>
-        <w:t>MinecraftおよびKitazuna（Unity）上にAI NPCを導入し自然言語会話を成立。LLMゲーム空間統合、リアルタイム対話制御、会話履歴永続化を実証済み。</w:t>
+        <w:t>MinecraftおよびUnity上にAI NPCを導入し、ユーザーとの自然言語会話を成立させることに成功。この技術はGenesisのAIバディの前身であり、ゲーム空間へのAI統合が「ゼロからの構想」ではなく「既に動いている技術の発展」であることを示す。</w:t>
       </w:r>
     </w:p>
     <w:p>
       <w:pPr>
-        <w:spacing w:before="160" w:after="20"/>
+        <w:spacing w:before="160" w:after="60"/>
         <w:ind w:left="0" w:firstLine="0"/>
       </w:pPr>
       <w:r>
@@ -1139,44 +1252,20 @@
     </w:p>
     <w:p>
       <w:pPr>
-        <w:spacing w:before="20" w:after="20"/>
+        <w:spacing w:before="20" w:after="60"/>
         <w:ind w:left="0" w:firstLine="0"/>
       </w:pPr>
       <w:r>
         <w:rPr>
+          <w:b w:val="0"/>
           <w:sz w:val="21"/>
         </w:rPr>
-        <w:t>約30名（全員ADHD/ASD等の発達特性）在籍。全生徒のWISC結果と行動データが対応づけられ、Stealth WAIS精度検証に直接活用可能。</w:t>
+        <w:t>約30名の発達特性（ADHD/ASD等）を持つ生徒が在籍。多くの生徒がWISC検査を受けており、ゲーム内行動データとの対応づけによるアセスメント精度検証に活用できる。プロトタイプを即座にテストし、高速にフィードバックを回せる環境。</w:t>
       </w:r>
     </w:p>
     <w:p>
       <w:pPr>
-        <w:spacing w:before="160" w:after="20"/>
-        <w:ind w:left="0" w:firstLine="0"/>
-      </w:pPr>
-      <w:r>
-        <w:rPr>
-          <w:b/>
-          <w:sz w:val="21"/>
-        </w:rPr>
-        <w:t>■ 採択前実装済みデモ：Genesis Platform プロトタイプ</w:t>
-      </w:r>
-    </w:p>
-    <w:p>
-      <w:pPr>
-        <w:spacing w:before="20" w:after="20"/>
-        <w:ind w:left="0" w:firstLine="0"/>
-      </w:pPr>
-      <w:r>
-        <w:rPr>
-          <w:sz w:val="21"/>
-        </w:rPr>
-        <w:t>事業採択を待たず核心ロジックを検証するWebプロトタイプを実装済み。企業案件タスク自動分解・生徒マッチング、Minecraft NPC AI、やる事相談AI、統合会話DBが動作。「モチベーション非依存のタスク提示」「AI会話の横断DB統合」というGenesisの差別化コアが実際に動作する根拠。</w:t>
-      </w:r>
-    </w:p>
-    <w:p>
-      <w:pPr>
-        <w:spacing w:before="160" w:after="20"/>
+        <w:spacing w:before="160" w:after="60"/>
         <w:ind w:left="0" w:firstLine="0"/>
       </w:pPr>
       <w:r>
@@ -1194,9 +1283,10 @@
       </w:pPr>
       <w:r>
         <w:rPr>
+          <w:b w:val="0"/>
           <w:sz w:val="21"/>
         </w:rPr>
-        <w:t>・臨床心理士×ゲーム開発×AIの稀有な組み合わせで「臨床知見のアルゴリズム化」を一人で完結</w:t>
+        <w:t>・臨床心理士×エンジニア×カウンセラーの稀有な組み合わせで「臨床知見のアルゴリズム化」を一人で完結できる</w:t>
       </w:r>
     </w:p>
     <w:p>
@@ -1206,9 +1296,10 @@
       </w:pPr>
       <w:r>
         <w:rPr>
+          <w:b w:val="0"/>
           <w:sz w:val="21"/>
         </w:rPr>
-        <w:t>・即時テスト可能な30名の実証フィールド</w:t>
+        <w:t>・商用ゲーム開発の実績（テレビ朝日イベント向け等）により、事業期間内でのプロダクト完成に高い確度がある</w:t>
       </w:r>
     </w:p>
     <w:p>
@@ -1218,9 +1309,10 @@
       </w:pPr>
       <w:r>
         <w:rPr>
+          <w:b w:val="0"/>
           <w:sz w:val="21"/>
         </w:rPr>
-        <w:t>・Kitazuna資産流用で3ヶ月分工数短縮</w:t>
+        <w:t>・即時テスト可能な約30名の実証フィールド（if(塾)）</w:t>
       </w:r>
     </w:p>
     <w:p>
@@ -1230,14 +1322,15 @@
       </w:pPr>
       <w:r>
         <w:rPr>
+          <w:b w:val="0"/>
           <w:sz w:val="21"/>
         </w:rPr>
-        <w:t>・AI NPCの技術的前身が既に動作（ゼロからではなく既存技術の発展）</w:t>
+        <w:t>・AI NPCの技術的前身が既に動作しており、ゼロからではなく既存技術の発展として開発を進められる</w:t>
       </w:r>
     </w:p>
     <w:p>
       <w:pPr>
-        <w:spacing w:before="240" w:after="120"/>
+        <w:spacing w:before="280" w:after="120"/>
         <w:ind w:left="0" w:firstLine="0"/>
       </w:pPr>
       <w:r>
@@ -1250,7 +1343,7 @@
     </w:p>
     <w:p>
       <w:pPr>
-        <w:spacing w:before="160" w:after="20"/>
+        <w:spacing w:before="160" w:after="60"/>
         <w:ind w:left="0" w:firstLine="0"/>
       </w:pPr>
       <w:r>
@@ -1268,9 +1361,10 @@
       </w:pPr>
       <w:r>
         <w:rPr>
+          <w:b w:val="0"/>
           <w:sz w:val="21"/>
         </w:rPr>
-        <w:t>・「検査×ゲーム×AI」三位一体：臨床心理士の知見＋ゲーム開発力＋AI実装力を一人のPMが兼備</w:t>
+        <w:t>・「検査×ゲーム×AI」の三位一体：臨床心理士の知見＋ゲーム開発力＋AI実装力を一人の塾頭が兼備</w:t>
       </w:r>
     </w:p>
     <w:p>
@@ -1280,6 +1374,7 @@
       </w:pPr>
       <w:r>
         <w:rPr>
+          <w:b w:val="0"/>
           <w:sz w:val="21"/>
         </w:rPr>
         <w:t>・500人以上のWAIS/WISC臨床データ：容易に模倣できない参入障壁</w:t>
@@ -1292,9 +1387,10 @@
       </w:pPr>
       <w:r>
         <w:rPr>
+          <w:b w:val="0"/>
           <w:sz w:val="21"/>
         </w:rPr>
-        <w:t>・即時検証フィールド：if(塾)30名（全員WISC検査済み）</w:t>
+        <w:t>・即時検証フィールド：if(塾)約30名（多くがWISC検査済み）</w:t>
       </w:r>
     </w:p>
     <w:p>
@@ -1304,14 +1400,15 @@
       </w:pPr>
       <w:r>
         <w:rPr>
+          <w:b w:val="0"/>
           <w:sz w:val="21"/>
         </w:rPr>
-        <w:t>・「やる気に依存しない」設計思想：既存の教育・就労支援は全て「動機づけ」前提であり、動機づけエネルギーが枯渇した層には機能しない。タスクを極小化し意思決定の負荷を排除する設計は、臨床知見なしには実装できない</w:t>
+        <w:t>・「やる気に依存しない」設計思想：既存の教育・就労支援は「動機づけ」が前提であり、動機づけエネルギーが枯渇した層には対応しきれない。タスクを極小化し意思決定の負荷を排除する設計は、臨床知見なしには実装できない</w:t>
       </w:r>
     </w:p>
     <w:p>
       <w:pPr>
-        <w:spacing w:before="160" w:after="20"/>
+        <w:spacing w:before="160" w:after="60"/>
         <w:ind w:left="0" w:firstLine="0"/>
       </w:pPr>
       <w:r>
@@ -1324,23 +1421,25 @@
     </w:p>
     <w:p>
       <w:pPr>
-        <w:spacing w:before="20" w:after="20"/>
+        <w:spacing w:before="20" w:after="60"/>
         <w:ind w:left="0" w:firstLine="0"/>
       </w:pPr>
       <w:r>
         <w:rPr>
+          <w:b w:val="0"/>
           <w:sz w:val="21"/>
         </w:rPr>
-        <w:t>LITALICO：支援者依存、やる気前提、学習と就労が分断、スケーラビリティ限界</w:t>
+        <w:t>LITALICO：支援者依存、やる気前提、学習と就労が分断、スケーラビリティに限界</w:t>
       </w:r>
     </w:p>
     <w:p>
       <w:pPr>
-        <w:spacing w:before="20" w:after="20"/>
+        <w:spacing w:before="20" w:after="60"/>
         <w:ind w:left="0" w:firstLine="0"/>
       </w:pPr>
       <w:r>
         <w:rPr>
+          <w:b w:val="0"/>
           <w:sz w:val="21"/>
         </w:rPr>
         <w:t>Minecraft Education：アセスメント機能なし、カリキュラム固定、社会接続なし、タスク極小化なし</w:t>
@@ -1348,11 +1447,12 @@
     </w:p>
     <w:p>
       <w:pPr>
-        <w:spacing w:before="20" w:after="20"/>
+        <w:spacing w:before="20" w:after="60"/>
         <w:ind w:left="0" w:firstLine="0"/>
       </w:pPr>
       <w:r>
         <w:rPr>
+          <w:b w:val="0"/>
           <w:sz w:val="21"/>
         </w:rPr>
         <w:t>放課後デイ（全国約1.8万所）：預かり中心、学ぶと働くの境界溶解なし</w:t>
@@ -1360,31 +1460,33 @@
     </w:p>
     <w:p>
       <w:pPr>
-        <w:spacing w:before="20" w:after="20"/>
+        <w:spacing w:before="20" w:after="60"/>
         <w:ind w:left="0" w:firstLine="0"/>
       </w:pPr>
       <w:r>
         <w:rPr>
+          <w:b w:val="0"/>
           <w:sz w:val="21"/>
         </w:rPr>
-        <w:t>就労移行支援：「就労」を明確に意識させる構造、現代型無気力層の行動麻痺に対応不可</w:t>
+        <w:t>就労移行支援：「就労」を明確に意識させる構造、現代型無気力層の行動麻痺に対応しきれない</w:t>
       </w:r>
     </w:p>
     <w:p>
       <w:pPr>
-        <w:spacing w:before="20" w:after="20"/>
+        <w:spacing w:before="20" w:after="60"/>
         <w:ind w:left="0" w:firstLine="0"/>
       </w:pPr>
       <w:r>
         <w:rPr>
+          <w:b w:val="0"/>
           <w:sz w:val="21"/>
         </w:rPr>
-        <w:t>従来WAIS/WISC：検査ストレスで本来能力発揮できず、2時間・数万円</w:t>
+        <w:t>従来WAIS/WISC：検査環境のストレスで本来の力を発揮しにくい。1回2時間、費用も数万円と高額</w:t>
       </w:r>
     </w:p>
     <w:p>
       <w:pPr>
-        <w:spacing w:before="160" w:after="20"/>
+        <w:spacing w:before="160" w:after="60"/>
         <w:ind w:left="0" w:firstLine="0"/>
       </w:pPr>
       <w:r>
@@ -1397,11 +1499,12 @@
     </w:p>
     <w:p>
       <w:pPr>
-        <w:spacing w:before="20" w:after="20"/>
+        <w:spacing w:before="20" w:after="60"/>
         <w:ind w:left="0" w:firstLine="0"/>
       </w:pPr>
       <w:r>
         <w:rPr>
+          <w:b w:val="0"/>
           <w:sz w:val="21"/>
         </w:rPr>
         <w:t>ターゲットユーザー（二重の取りこぼし層）：</w:t>
@@ -1414,6 +1517,7 @@
       </w:pPr>
       <w:r>
         <w:rPr>
+          <w:b w:val="0"/>
           <w:sz w:val="21"/>
         </w:rPr>
         <w:t>・神経多様性児（ADHD/ASD等）：不登校約30万人、通常学級の約8.8%</w:t>
@@ -1426,6 +1530,7 @@
       </w:pPr>
       <w:r>
         <w:rPr>
+          <w:b w:val="0"/>
           <w:sz w:val="21"/>
         </w:rPr>
         <w:t>・現代型無気力層：情報過多・SNS上方比較で行動麻痺に陥る若者。若年無業者約87万人（15-39歳、内閣府調査）</w:t>
@@ -1438,6 +1543,7 @@
       </w:pPr>
       <w:r>
         <w:rPr>
+          <w:b w:val="0"/>
           <w:sz w:val="21"/>
         </w:rPr>
         <w:t>・共通する本質：個人の怠慢ではなく「動機づけエネルギーの枯渇」</w:t>
@@ -1445,43 +1551,46 @@
     </w:p>
     <w:p>
       <w:pPr>
-        <w:spacing w:before="20" w:after="20"/>
+        <w:spacing w:before="20" w:after="60"/>
         <w:ind w:left="0" w:firstLine="0"/>
       </w:pPr>
       <w:r>
         <w:rPr>
+          <w:b w:val="0"/>
           <w:sz w:val="21"/>
         </w:rPr>
-        <w:t>TAM：EdTech約3,000億円 + 発達障害支援約1兆円 + 若年無業者支援</w:t>
+        <w:t>市場全体の規模（TAM）：EdTech約3,000億円 + 発達障害支援約1兆円 + 若年無業者支援</w:t>
       </w:r>
     </w:p>
     <w:p>
       <w:pPr>
-        <w:spacing w:before="20" w:after="20"/>
+        <w:spacing w:before="20" w:after="60"/>
         <w:ind w:left="0" w:firstLine="0"/>
       </w:pPr>
       <w:r>
         <w:rPr>
+          <w:b w:val="0"/>
           <w:sz w:val="21"/>
         </w:rPr>
-        <w:t>SAM：不登校約30万人、フリースクール約500箇所、放課後デイ約1.8万所、若年無業者・ひきこもり支援施設約1,500箇所以上（年間約500億円）</w:t>
+        <w:t>実際にアプローチ可能な市場（SAM）：不登校約30万人、フリースクール約500箇所、放課後デイ約1.8万所、若年無業者・ひきこもり支援施設約1,500箇所以上（年間約500億円）</w:t>
       </w:r>
     </w:p>
     <w:p>
       <w:pPr>
-        <w:spacing w:before="20" w:after="20"/>
+        <w:spacing w:before="20" w:after="60"/>
         <w:ind w:left="0" w:firstLine="0"/>
       </w:pPr>
       <w:r>
         <w:rPr>
+          <w:b w:val="0"/>
           <w:sz w:val="21"/>
         </w:rPr>
-        <w:t>SOM（初年度）：秋田県内10施設、100名、売上1,000万円</w:t>
+        <w:t>初年度に獲得を狙う市場（SOM）：秋田県内10施設、100名、売上1,000万円</w:t>
       </w:r>
     </w:p>
     <w:p>
       <w:pPr>
-        <w:spacing w:before="240" w:after="120"/>
+        <w:spacing w:before="280" w:after="120"/>
         <w:ind w:left="0" w:firstLine="0"/>
       </w:pPr>
       <w:r>
@@ -1494,7 +1603,7 @@
     </w:p>
     <w:p>
       <w:pPr>
-        <w:spacing w:before="160" w:after="20"/>
+        <w:spacing w:before="160" w:after="60"/>
         <w:ind w:left="0" w:firstLine="0"/>
       </w:pPr>
       <w:r>
@@ -1502,16 +1611,17 @@
           <w:b/>
           <w:sz w:val="21"/>
         </w:rPr>
-        <w:t>■ ビジネスモデル：Genesis Ecosystem（人材化OS / BPOプラットフォーム）</w:t>
+        <w:t>■ ビジネスモデル：Genesis Ecosystem（人材化OS）</w:t>
       </w:r>
     </w:p>
     <w:p>
       <w:pPr>
-        <w:spacing w:before="20" w:after="20"/>
+        <w:spacing w:before="20" w:after="60"/>
         <w:ind w:left="0" w:firstLine="0"/>
       </w:pPr>
       <w:r>
         <w:rPr>
+          <w:b w:val="0"/>
           <w:sz w:val="21"/>
         </w:rPr>
         <w:t>特性評価から社会参画までをシームレスに統合。学習クエストと実務タスクの境界を溶かし、「就労」を意識させず自然に社会参画させる。</w:t>
@@ -1524,9 +1634,10 @@
       </w:pPr>
       <w:r>
         <w:rPr>
+          <w:b w:val="0"/>
           <w:sz w:val="21"/>
         </w:rPr>
-        <w:t>・SaaS（License）：Stealth WAISアセスメント＋学習管理、月額10〜30万円/施設</w:t>
+        <w:t>・教育機関向けサブスクリプション（SaaS）：アセスメントシステム＋学習管理機能を、フリースクール・放課後デイサービス・通信制高校等に月額で提供（月額10〜30万円/施設）</w:t>
       </w:r>
     </w:p>
     <w:p>
@@ -1536,9 +1647,10 @@
       </w:pPr>
       <w:r>
         <w:rPr>
+          <w:b w:val="0"/>
           <w:sz w:val="21"/>
         </w:rPr>
-        <w:t>・BPO手数料（Work）：企業タスクをクエスト化、成果報酬の20%</w:t>
+        <w:t>・実務タスク手数料（Life Work）：企業から受注した業務をゲーム内タスクに変換して配信。成果報酬の20%をプラットフォーム手数料として収受</w:t>
       </w:r>
     </w:p>
     <w:p>
@@ -1548,14 +1660,15 @@
       </w:pPr>
       <w:r>
         <w:rPr>
+          <w:b w:val="0"/>
           <w:sz w:val="21"/>
         </w:rPr>
-        <w:t>・スカウト手数料（Recruit）：ワールド経由採用、1件50〜100万円</w:t>
+        <w:t>・スカウト手数料：チーム活動や日々のタスクで蓄積された実績・スキルの情報をもとに、企業の採用担当がユーザーのポートフォリオ（3D職務経歴書）を閲覧し、インターンや採用に繋げる。採用成約時に1件50〜100万円</w:t>
       </w:r>
     </w:p>
     <w:p>
       <w:pPr>
-        <w:spacing w:before="160" w:after="20"/>
+        <w:spacing w:before="160" w:after="60"/>
         <w:ind w:left="0" w:firstLine="0"/>
       </w:pPr>
       <w:r>
@@ -1573,9 +1686,10 @@
       </w:pPr>
       <w:r>
         <w:rPr>
+          <w:b w:val="0"/>
           <w:sz w:val="21"/>
         </w:rPr>
-        <w:t>・if(塾)パイロット → 県内1施設外部導入 → 売上100万円達成</w:t>
+        <w:t>・if(塾)でのパイロット運用 → 県内のフリースクールまたは放課後デイサービス1施設への外部導入 → 売上100万円達成</w:t>
       </w:r>
     </w:p>
     <w:p>
@@ -1585,9 +1699,10 @@
       </w:pPr>
       <w:r>
         <w:rPr>
+          <w:b w:val="0"/>
           <w:sz w:val="21"/>
         </w:rPr>
-        <w:t>・クラーク高等学校ネットワークへの提案準備</w:t>
+        <w:t>・秋田クラーク高等学院ネットワークへの提案準備</w:t>
       </w:r>
     </w:p>
     <w:p>
@@ -1597,63 +1712,15 @@
       </w:pPr>
       <w:r>
         <w:rPr>
+          <w:b w:val="0"/>
           <w:sz w:val="21"/>
         </w:rPr>
-        <w:t>・県内企業1社以上とのBPO連携実証（The Everyday Work実証）</w:t>
+        <w:t>・県内企業1社以上との実務タスク連携実証（The Life Work実証）</w:t>
       </w:r>
     </w:p>
     <w:p>
       <w:pPr>
-        <w:spacing w:before="160" w:after="20"/>
-        <w:ind w:left="0" w:firstLine="0"/>
-      </w:pPr>
-      <w:r>
-        <w:rPr>
-          <w:b/>
-          <w:sz w:val="21"/>
-        </w:rPr>
-        <w:t>■ 作業体制</w:t>
-      </w:r>
-    </w:p>
-    <w:p>
-      <w:pPr>
-        <w:spacing w:before="20" w:after="20"/>
-        <w:ind w:left="0" w:firstLine="0"/>
-      </w:pPr>
-      <w:r>
-        <w:rPr>
-          <w:sz w:val="21"/>
-        </w:rPr>
-        <w:t>高崎翔太：事業開発リード、起業家ネットワーク活用</w:t>
-      </w:r>
-    </w:p>
-    <w:p>
-      <w:pPr>
-        <w:spacing w:before="20" w:after="20"/>
-        <w:ind w:left="0" w:firstLine="0"/>
-      </w:pPr>
-      <w:r>
-        <w:rPr>
-          <w:sz w:val="21"/>
-        </w:rPr>
-        <w:t>山﨑琢己：教育カリキュラム・BPOタスク設計</w:t>
-      </w:r>
-    </w:p>
-    <w:p>
-      <w:pPr>
-        <w:spacing w:before="20" w:after="20"/>
-        <w:ind w:left="0" w:firstLine="0"/>
-      </w:pPr>
-      <w:r>
-        <w:rPr>
-          <w:sz w:val="21"/>
-        </w:rPr>
-        <w:t>井上陽斗：プラットフォーム安定運用、経済システム設計</w:t>
-      </w:r>
-    </w:p>
-    <w:p>
-      <w:pPr>
-        <w:spacing w:before="160" w:after="20"/>
+        <w:spacing w:before="160" w:after="60"/>
         <w:ind w:left="0" w:firstLine="0"/>
       </w:pPr>
       <w:r>
@@ -1666,19 +1733,20 @@
     </w:p>
     <w:p>
       <w:pPr>
-        <w:spacing w:before="20" w:after="20"/>
+        <w:spacing w:before="20" w:after="60"/>
         <w:ind w:left="0" w:firstLine="0"/>
       </w:pPr>
       <w:r>
         <w:rPr>
+          <w:b w:val="0"/>
           <w:sz w:val="21"/>
         </w:rPr>
-        <w:t>if(塾)（自社運営30名）、クラーク記念国際高等学校（全国ネットワーク）、みらタネ、東成瀬村、スマイルランド</w:t>
+        <w:t>if(塾)（自社運営30名）、秋田クラーク高等学院（全国ネットワーク）、みらタネ、東成瀬村、すまいるランド</w:t>
       </w:r>
     </w:p>
     <w:p>
       <w:pPr>
-        <w:spacing w:before="160" w:after="20"/>
+        <w:spacing w:before="160" w:after="60"/>
         <w:ind w:left="0" w:firstLine="0"/>
       </w:pPr>
       <w:r>
@@ -1691,43 +1759,46 @@
     </w:p>
     <w:p>
       <w:pPr>
-        <w:spacing w:before="20" w:after="20"/>
+        <w:spacing w:before="20" w:after="60"/>
         <w:ind w:left="0" w:firstLine="0"/>
       </w:pPr>
       <w:r>
         <w:rPr>
+          <w:b w:val="0"/>
           <w:sz w:val="21"/>
         </w:rPr>
-        <w:t>Phase 1（事業期間中）：秋田モデルの確立（if塾実証、県内企業連携、最初の売上達成）</w:t>
+        <w:t>Phase 1（事業期間中）：秋田モデルの確立（if(塾)実証、県内企業連携、最初の売上達成）</w:t>
       </w:r>
     </w:p>
     <w:p>
       <w:pPr>
-        <w:spacing w:before="20" w:after="20"/>
+        <w:spacing w:before="20" w:after="60"/>
         <w:ind w:left="0" w:firstLine="0"/>
       </w:pPr>
       <w:r>
         <w:rPr>
+          <w:b w:val="0"/>
           <w:sz w:val="21"/>
         </w:rPr>
-        <w:t>Phase 2（1年目）：全国展開（クラーク高等学院ネットワーク、フリースクールSaaS）</w:t>
+        <w:t>Phase 2（1年目）：全国展開（秋田クラーク高等学院ネットワーク活用、フリースクール・放課後デイ等への月額提供開始）</w:t>
       </w:r>
     </w:p>
     <w:p>
       <w:pPr>
-        <w:spacing w:before="20" w:after="20"/>
+        <w:spacing w:before="20" w:after="60"/>
         <w:ind w:left="0" w:firstLine="0"/>
       </w:pPr>
       <w:r>
         <w:rPr>
+          <w:b w:val="0"/>
           <w:sz w:val="21"/>
         </w:rPr>
-        <w:t>Phase 3（2年目〜）：グローバル展開（非言語UI）、BPO収益本格化</w:t>
+        <w:t>Phase 3（2年目〜）：グローバル展開（非言語UIによる海外対応）、実務タスク収益の本格化</w:t>
       </w:r>
     </w:p>
     <w:p>
       <w:pPr>
-        <w:spacing w:before="160" w:after="20"/>
+        <w:spacing w:before="160" w:after="60"/>
         <w:ind w:left="0" w:firstLine="0"/>
       </w:pPr>
       <w:r>
@@ -1745,9 +1816,10 @@
       </w:pPr>
       <w:r>
         <w:rPr>
+          <w:b w:val="0"/>
           <w:sz w:val="21"/>
         </w:rPr>
-        <w:t>・SaaS単価 → 生徒数に応じた従量課金プラン導入</w:t>
+        <w:t>・月額単価が小規模施設に高い → 利用人数に応じた従量課金プランを導入し、小規模施設でも導入しやすい料金体系を設計</w:t>
       </w:r>
     </w:p>
     <w:p>
@@ -1757,14 +1829,28 @@
       </w:pPr>
       <w:r>
         <w:rPr>
+          <w:b w:val="0"/>
           <w:sz w:val="21"/>
         </w:rPr>
-        <w:t>・BPO企業開拓 → 起業家ネットワーク・ASHIOTO/NEXT10の人脈活用</w:t>
+        <w:t>・実務タスクを発注する企業の開拓 → NEXT10・ASHIOTO・北都銀行ピッチ等で構築した起業家ネットワークを活用。また、秋田県内のIT企業・制作会社との連携を事業期間中に実証する</w:t>
       </w:r>
     </w:p>
     <w:p>
       <w:pPr>
-        <w:spacing w:before="240" w:after="120"/>
+        <w:spacing w:before="20" w:after="20"/>
+        <w:ind w:left="283" w:firstLine="0"/>
+      </w:pPr>
+      <w:r>
+        <w:rPr>
+          <w:b w:val="0"/>
+          <w:sz w:val="21"/>
+        </w:rPr>
+        <w:t>・ユーザーの継続利用率の維持 → ゲーム内報酬設計（称号・レベルアップ・限定アイテム等）と、AIバディによる個別最適化されたタスク提案により、やる気に依存しない形で自然に利用が継続する仕組みを構築</w:t>
+      </w:r>
+    </w:p>
+    <w:p>
+      <w:pPr>
+        <w:spacing w:before="280" w:after="120"/>
         <w:ind w:left="0" w:firstLine="0"/>
       </w:pPr>
       <w:r>
@@ -1777,7 +1863,7 @@
     </w:p>
     <w:p>
       <w:pPr>
-        <w:spacing w:before="160" w:after="20"/>
+        <w:spacing w:before="160" w:after="60"/>
         <w:ind w:left="0" w:firstLine="0"/>
       </w:pPr>
       <w:r>
@@ -1790,19 +1876,20 @@
     </w:p>
     <w:p>
       <w:pPr>
-        <w:spacing w:before="20" w:after="20"/>
+        <w:spacing w:before="20" w:after="60"/>
         <w:ind w:left="0" w:firstLine="0"/>
       </w:pPr>
       <w:r>
         <w:rPr>
+          <w:b w:val="0"/>
           <w:sz w:val="21"/>
         </w:rPr>
-        <w:t>2027年4月に「株式会社Genesis（仮）」設立。プロジェクト成果を事業化。</w:t>
+        <w:t>2027年4月に「株式会社if(塾)」を設立し、プロジェクト成果を事業化する。</w:t>
       </w:r>
     </w:p>
     <w:p>
       <w:pPr>
-        <w:spacing w:before="160" w:after="20"/>
+        <w:spacing w:before="160" w:after="60"/>
         <w:ind w:left="0" w:firstLine="0"/>
       </w:pPr>
       <w:r>
@@ -1815,43 +1902,46 @@
     </w:p>
     <w:p>
       <w:pPr>
-        <w:spacing w:before="20" w:after="20"/>
+        <w:spacing w:before="20" w:after="60"/>
         <w:ind w:left="0" w:firstLine="0"/>
       </w:pPr>
       <w:r>
         <w:rPr>
+          <w:b w:val="0"/>
           <w:sz w:val="21"/>
         </w:rPr>
-        <w:t>事業期間中：3名（高崎翔太・山﨑琢己・井上陽斗）</w:t>
+        <w:t>事業期間中：4名（高崎翔太・山﨑琢己・井上陽斗・小林正宗）</w:t>
       </w:r>
     </w:p>
     <w:p>
       <w:pPr>
-        <w:spacing w:before="20" w:after="20"/>
+        <w:spacing w:before="20" w:after="60"/>
         <w:ind w:left="0" w:firstLine="0"/>
       </w:pPr>
       <w:r>
         <w:rPr>
+          <w:b w:val="0"/>
           <w:sz w:val="21"/>
         </w:rPr>
-        <w:t>1年目（2027/4〜）：4〜5名（UIデザイナー＋カスタマーサクセス）</w:t>
+        <w:t>1年目（2027/4〜）：5〜6名（UIデザイナー＋カスタマーサクセスを採用）</w:t>
       </w:r>
     </w:p>
     <w:p>
       <w:pPr>
-        <w:spacing w:before="20" w:after="20"/>
+        <w:spacing w:before="20" w:after="60"/>
         <w:ind w:left="0" w:firstLine="0"/>
       </w:pPr>
       <w:r>
         <w:rPr>
+          <w:b w:val="0"/>
           <w:sz w:val="21"/>
         </w:rPr>
-        <w:t>2年目（2028/4〜）：8〜10名（エンジニア＋営業追加）</w:t>
+        <w:t>2年目（2028/4〜）：8〜10名（エンジニア＋営業を追加採用）</w:t>
       </w:r>
     </w:p>
     <w:p>
       <w:pPr>
-        <w:spacing w:before="160" w:after="20"/>
+        <w:spacing w:before="160" w:after="60"/>
         <w:ind w:left="0" w:firstLine="0"/>
       </w:pPr>
       <w:r>
@@ -1864,11 +1954,12 @@
     </w:p>
     <w:p>
       <w:pPr>
-        <w:spacing w:before="20" w:after="20"/>
+        <w:spacing w:before="20" w:after="60"/>
         <w:ind w:left="0" w:firstLine="0"/>
       </w:pPr>
       <w:r>
         <w:rPr>
+          <w:b w:val="0"/>
           <w:sz w:val="21"/>
         </w:rPr>
         <w:t>事業期間中：100万円（1施設パイロット）</w:t>
@@ -1876,35 +1967,38 @@
     </w:p>
     <w:p>
       <w:pPr>
-        <w:spacing w:before="20" w:after="20"/>
+        <w:spacing w:before="20" w:after="60"/>
         <w:ind w:left="0" w:firstLine="0"/>
       </w:pPr>
       <w:r>
         <w:rPr>
+          <w:b w:val="0"/>
           <w:sz w:val="21"/>
         </w:rPr>
-        <w:t>1年目：1,500万円（SaaS 10施設＋BPO開始）</w:t>
+        <w:t>1年目：1,500万円（SaaS 10施設＋実務タスク開始）</w:t>
       </w:r>
     </w:p>
     <w:p>
       <w:pPr>
-        <w:spacing w:before="20" w:after="20"/>
+        <w:spacing w:before="20" w:after="60"/>
         <w:ind w:left="0" w:firstLine="0"/>
       </w:pPr>
       <w:r>
         <w:rPr>
+          <w:b w:val="0"/>
           <w:sz w:val="21"/>
         </w:rPr>
-        <w:t>2年目：5,000万円（SaaS 30施設＋BPO本格化＋スカウト開始）</w:t>
+        <w:t>2年目：5,000万円（SaaS 30施設＋実務タスク本格化＋スカウト開始）</w:t>
       </w:r>
     </w:p>
     <w:p>
       <w:pPr>
-        <w:spacing w:before="20" w:after="20"/>
+        <w:spacing w:before="20" w:after="60"/>
         <w:ind w:left="0" w:firstLine="0"/>
       </w:pPr>
       <w:r>
         <w:rPr>
+          <w:b w:val="0"/>
           <w:sz w:val="21"/>
         </w:rPr>
         <w:t>3年目：1.5億円（SaaS 100施設）</w:t>
@@ -1912,11 +2006,12 @@
     </w:p>
     <w:p>
       <w:pPr>
-        <w:spacing w:before="20" w:after="20"/>
+        <w:spacing w:before="20" w:after="60"/>
         <w:ind w:left="0" w:firstLine="0"/>
       </w:pPr>
       <w:r>
         <w:rPr>
+          <w:b w:val="0"/>
           <w:sz w:val="21"/>
         </w:rPr>
         <w:t>5年目：3億円（全収益源＋海外展開）</w:t>
@@ -1924,7 +2019,7 @@
     </w:p>
     <w:p>
       <w:pPr>
-        <w:spacing w:before="160" w:after="20"/>
+        <w:spacing w:before="160" w:after="60"/>
         <w:ind w:left="0" w:firstLine="0"/>
       </w:pPr>
       <w:r>
@@ -1937,11 +2032,12 @@
     </w:p>
     <w:p>
       <w:pPr>
-        <w:spacing w:before="20" w:after="20"/>
+        <w:spacing w:before="20" w:after="60"/>
         <w:ind w:left="0" w:firstLine="0"/>
       </w:pPr>
       <w:r>
         <w:rPr>
+          <w:b w:val="0"/>
           <w:sz w:val="21"/>
         </w:rPr>
         <w:t>1年目：約2,000万円、2年目：約4,500万円、3年目：約8,000万円</w:t>
@@ -1949,7 +2045,7 @@
     </w:p>
     <w:p>
       <w:pPr>
-        <w:spacing w:before="160" w:after="20"/>
+        <w:spacing w:before="160" w:after="60"/>
         <w:ind w:left="0" w:firstLine="0"/>
       </w:pPr>
       <w:r>
@@ -1962,11 +2058,12 @@
     </w:p>
     <w:p>
       <w:pPr>
-        <w:spacing w:before="20" w:after="20"/>
+        <w:spacing w:before="20" w:after="60"/>
         <w:ind w:left="0" w:firstLine="0"/>
       </w:pPr>
       <w:r>
         <w:rPr>
+          <w:b w:val="0"/>
           <w:sz w:val="21"/>
         </w:rPr>
         <w:t>事業期間中：未踏1,600万円 → 1年目：シードVC 3,000〜5,000万円 → 2年目：シリーズA 1〜2億円</w:t>
@@ -1974,7 +2071,7 @@
     </w:p>
     <w:p>
       <w:pPr>
-        <w:spacing w:before="240" w:after="120"/>
+        <w:spacing w:before="280" w:after="120"/>
         <w:ind w:left="0" w:firstLine="0"/>
       </w:pPr>
       <w:r>
@@ -1987,20 +2084,20 @@
     </w:p>
     <w:p>
       <w:pPr>
-        <w:spacing w:before="160" w:after="20"/>
+        <w:spacing w:before="20" w:after="60"/>
         <w:ind w:left="0" w:firstLine="0"/>
       </w:pPr>
       <w:r>
         <w:rPr>
-          <w:b/>
+          <w:b w:val="0"/>
           <w:sz w:val="21"/>
         </w:rPr>
-        <w:t>■ 実施費用総額：16,000,000円（上限）。時間単価5,000円/時間。事業期間2026/7/1〜2027/2/26（8ヶ月）</w:t>
+        <w:t>実施費用総額：16,000,000円（上限）。時間単価5,000円/時間。事業期間：2026年7月1日〜2027年2月26日（8ヶ月間）</w:t>
       </w:r>
     </w:p>
     <w:p>
       <w:pPr>
-        <w:spacing w:before="160" w:after="20"/>
+        <w:spacing w:before="160" w:after="60"/>
         <w:ind w:left="0" w:firstLine="0"/>
       </w:pPr>
       <w:r>
@@ -2013,59 +2110,64 @@
     </w:p>
     <w:p>
       <w:pPr>
-        <w:spacing w:before="20" w:after="20"/>
+        <w:spacing w:before="20" w:after="60"/>
         <w:ind w:left="0" w:firstLine="0"/>
       </w:pPr>
       <w:r>
         <w:rPr>
+          <w:b w:val="0"/>
           <w:sz w:val="21"/>
         </w:rPr>
-        <w:t>高崎翔太（PM/Lead Dev）：200h/月×8ヶ月＝1,600h → 8,000,000円</w:t>
+        <w:t>高崎翔太（塾頭）：200h/月×8ヶ月＝1,600h → 8,000,000円</w:t>
       </w:r>
     </w:p>
     <w:p>
       <w:pPr>
-        <w:spacing w:before="20" w:after="20"/>
+        <w:spacing w:before="20" w:after="60"/>
         <w:ind w:left="0" w:firstLine="0"/>
       </w:pPr>
       <w:r>
         <w:rPr>
+          <w:b w:val="0"/>
           <w:sz w:val="21"/>
         </w:rPr>
-        <w:t>山﨑琢己（Content/AI Dev）：100h/月×8ヶ月＝800h → 4,000,000円</w:t>
+        <w:t>山﨑琢己（塾長）：100h/月×8ヶ月＝800h → 4,000,000円</w:t>
       </w:r>
     </w:p>
     <w:p>
       <w:pPr>
-        <w:spacing w:before="20" w:after="20"/>
+        <w:spacing w:before="20" w:after="60"/>
         <w:ind w:left="0" w:firstLine="0"/>
       </w:pPr>
       <w:r>
         <w:rPr>
+          <w:b w:val="0"/>
           <w:sz w:val="21"/>
         </w:rPr>
-        <w:t>小林正宗（Creative Dev）：60h/月×8ヶ月＝480h → 2,400,000円</w:t>
+        <w:t>小林正宗（副塾長）：60h/月×8ヶ月＝480h → 2,400,000円</w:t>
       </w:r>
     </w:p>
     <w:p>
       <w:pPr>
-        <w:spacing w:before="20" w:after="20"/>
+        <w:spacing w:before="20" w:after="60"/>
         <w:ind w:left="0" w:firstLine="0"/>
       </w:pPr>
       <w:r>
         <w:rPr>
+          <w:b w:val="0"/>
           <w:sz w:val="21"/>
         </w:rPr>
-        <w:t>井上陽斗（System/AI Dev）：40h/月×8ヶ月＝320h → 1,600,000円</w:t>
+        <w:t>井上陽斗（CTO）：40h/月×8ヶ月＝320h → 1,600,000円</w:t>
       </w:r>
     </w:p>
     <w:p>
       <w:pPr>
-        <w:spacing w:before="20" w:after="20"/>
+        <w:spacing w:before="20" w:after="60"/>
         <w:ind w:left="0" w:firstLine="0"/>
       </w:pPr>
       <w:r>
         <w:rPr>
+          <w:b w:val="0"/>
           <w:sz w:val="21"/>
         </w:rPr>
         <w:t>合計：3,200h → 16,000,000円</w:t>
@@ -2073,11 +2175,12 @@
     </w:p>
     <w:p>
       <w:pPr>
-        <w:spacing w:before="20" w:after="20"/>
+        <w:spacing w:before="20" w:after="60"/>
         <w:ind w:left="0" w:firstLine="0"/>
       </w:pPr>
       <w:r>
         <w:rPr>
+          <w:b w:val="0"/>
           <w:sz w:val="21"/>
         </w:rPr>
         <w:t>※1人あたり上限800万円/月200時間を遵守。小林は未成年のため保護者承諾書を提出。</w:t>
@@ -2085,7 +2188,7 @@
     </w:p>
     <w:p>
       <w:pPr>
-        <w:spacing w:before="160" w:after="20"/>
+        <w:spacing w:before="160" w:after="60"/>
         <w:ind w:left="0" w:firstLine="0"/>
       </w:pPr>
       <w:r>
@@ -2098,19 +2201,20 @@
     </w:p>
     <w:p>
       <w:pPr>
-        <w:spacing w:before="20" w:after="20"/>
+        <w:spacing w:before="20" w:after="60"/>
         <w:ind w:left="0" w:firstLine="0"/>
       </w:pPr>
       <w:r>
         <w:rPr>
+          <w:b w:val="0"/>
           <w:sz w:val="21"/>
         </w:rPr>
-        <w:t>Stealth WAISロジック設計・実装：500h / Unity開発：400h / AI推論エンジン（Python）：300h / PM業務：200h / 実証テスト・データ分析：200h</w:t>
+        <w:t>アセスメントロジック設計・実装：500h / Unity開発：400h / AI推定エンジン開発（Python）：300h / プロジェクト統括：200h / 実証テスト・データ分析：200h</w:t>
       </w:r>
     </w:p>
     <w:p>
       <w:pPr>
-        <w:spacing w:before="160" w:after="20"/>
+        <w:spacing w:before="160" w:after="60"/>
         <w:ind w:left="0" w:firstLine="0"/>
       </w:pPr>
       <w:r>
@@ -2123,19 +2227,20 @@
     </w:p>
     <w:p>
       <w:pPr>
-        <w:spacing w:before="20" w:after="20"/>
+        <w:spacing w:before="20" w:after="60"/>
         <w:ind w:left="0" w:firstLine="0"/>
       </w:pPr>
       <w:r>
         <w:rPr>
+          <w:b w:val="0"/>
           <w:sz w:val="21"/>
         </w:rPr>
-        <w:t>カリキュラム・クエスト設計：240h / AIコンテンツ自動生成開発：240h / サーバー構築・運用：180h / テスト・品質管理：140h</w:t>
+        <w:t>カリキュラム・タスク設計：240h / AIコンテンツ自動生成開発：240h / サーバー構築・運用：180h / テスト・品質管理：140h</w:t>
       </w:r>
     </w:p>
     <w:p>
       <w:pPr>
-        <w:spacing w:before="160" w:after="20"/>
+        <w:spacing w:before="160" w:after="60"/>
         <w:ind w:left="0" w:firstLine="0"/>
       </w:pPr>
       <w:r>
@@ -2148,11 +2253,12 @@
     </w:p>
     <w:p>
       <w:pPr>
-        <w:spacing w:before="20" w:after="20"/>
+        <w:spacing w:before="20" w:after="60"/>
         <w:ind w:left="0" w:firstLine="0"/>
       </w:pPr>
       <w:r>
         <w:rPr>
+          <w:b w:val="0"/>
           <w:sz w:val="21"/>
         </w:rPr>
         <w:t>ゲームUI/UXデザイン・プレイテスト：220h / 当事者視点でのフィードバック・改善提案：150h / ドキュメント・素材制作：110h</w:t>
@@ -2160,7 +2266,7 @@
     </w:p>
     <w:p>
       <w:pPr>
-        <w:spacing w:before="160" w:after="20"/>
+        <w:spacing w:before="160" w:after="60"/>
         <w:ind w:left="0" w:firstLine="0"/>
       </w:pPr>
       <w:r>
@@ -2173,19 +2279,20 @@
     </w:p>
     <w:p>
       <w:pPr>
-        <w:spacing w:before="20" w:after="20"/>
+        <w:spacing w:before="20" w:after="60"/>
         <w:ind w:left="0" w:firstLine="0"/>
       </w:pPr>
       <w:r>
         <w:rPr>
+          <w:b w:val="0"/>
           <w:sz w:val="21"/>
         </w:rPr>
-        <w:t>データパイプライン・API設計：120h / 経済システム数理設計：80h / AIモデル学習・チューニング：70h / ドキュメント・技術調査：50h</w:t>
+        <w:t>データ処理基盤・API設計：120h / ゲーム内報酬・経済バランスの設計：80h / AIモデル学習・改善：70h / ドキュメント・技術調査：50h</w:t>
       </w:r>
     </w:p>
     <w:p>
       <w:pPr>
-        <w:spacing w:before="240" w:after="120"/>
+        <w:spacing w:before="280" w:after="120"/>
         <w:ind w:left="0" w:firstLine="0"/>
       </w:pPr>
       <w:r>
@@ -2198,38 +2305,41 @@
     </w:p>
     <w:p>
       <w:pPr>
-        <w:spacing w:before="20" w:after="20"/>
+        <w:spacing w:before="20" w:after="60"/>
         <w:ind w:left="0" w:firstLine="0"/>
       </w:pPr>
       <w:r>
         <w:rPr>
+          <w:b w:val="0"/>
           <w:sz w:val="21"/>
         </w:rPr>
-        <w:t>提案者（高崎）はクラーク記念国際高等学校（学校法人創志学園）にて高校教員として勤務。Genesisは同校の事業と以下の点で明確に区別される独立プロジェクトである。</w:t>
+        <w:t>提案者（高崎）は秋田クラーク高等学院にて高校教員として週1日勤務している。Genesisは同校の事業とは以下の点で明確に区別される独立したプロジェクトである。</w:t>
       </w:r>
     </w:p>
     <w:p>
       <w:pPr>
-        <w:spacing w:before="20" w:after="20"/>
+        <w:spacing w:before="20" w:after="60"/>
         <w:ind w:left="0" w:firstLine="0"/>
       </w:pPr>
       <w:r>
         <w:rPr>
+          <w:b w:val="0"/>
           <w:sz w:val="21"/>
         </w:rPr>
-        <w:t>クラーク記念国際高等学校：通信制高校教育サービス / 在籍生徒対象 / 一般的ICTツール / 学費収入</w:t>
+        <w:t>秋田クラーク高等学院：通信制高校の教育サービス提供 / 在籍生徒対象 / 一般的ICTツール / 学費収入</w:t>
       </w:r>
     </w:p>
     <w:p>
       <w:pPr>
-        <w:spacing w:before="20" w:after="20"/>
+        <w:spacing w:before="20" w:after="60"/>
         <w:ind w:left="0" w:firstLine="0"/>
       </w:pPr>
       <w:r>
         <w:rPr>
+          <w:b w:val="0"/>
           <w:sz w:val="21"/>
         </w:rPr>
-        <w:t>Genesis：AIメタバースプラットフォーム開発 / 神経多様性児＋現代型無気力層（不登校児30万人＋若年無業者87万人）対象 / Stealth WAIS等独自技術 / SaaS・BPO・スカウト手数料</w:t>
+        <w:t>Genesis：AIメタバースプラットフォーム開発 / 神経多様性児＋現代型無気力層（不登校児30万人＋若年無業者87万人）対象 / Stealth Assessment等独自技術 / SaaS・実務タスク手数料・スカウト手数料</w:t>
       </w:r>
     </w:p>
     <w:p>
@@ -2239,9 +2349,10 @@
       </w:pPr>
       <w:r>
         <w:rPr>
+          <w:b w:val="0"/>
           <w:sz w:val="21"/>
         </w:rPr>
-        <w:t>・開発は勤務時間外に個人プロジェクトとして実施</w:t>
+        <w:t>・開発は教員勤務時間外に、個人プロジェクトとして実施</w:t>
       </w:r>
     </w:p>
     <w:p>
@@ -2251,6 +2362,7 @@
       </w:pPr>
       <w:r>
         <w:rPr>
+          <w:b w:val="0"/>
           <w:sz w:val="21"/>
         </w:rPr>
         <w:t>・同校から本事業への応募について了解取得済み（所属組織の了解：あり）</w:t>
@@ -2263,9 +2375,10 @@
       </w:pPr>
       <w:r>
         <w:rPr>
+          <w:b w:val="0"/>
           <w:sz w:val="21"/>
         </w:rPr>
-        <w:t>・クラーク高校は将来的に顧客候補だが、開発・知的財産の利益相反は存在しない</w:t>
+        <w:t>・秋田クラーク高等学院は将来的に顧客候補の一つだが、開発・知的財産の利益相反は存在しない</w:t>
       </w:r>
     </w:p>
     <w:p>
@@ -2275,9 +2388,10 @@
       </w:pPr>
       <w:r>
         <w:rPr>
+          <w:b w:val="0"/>
           <w:sz w:val="21"/>
         </w:rPr>
-        <w:t>・if(塾)は高崎が個人運営する学習塾であり、クラーク高校とは別事業体</w:t>
+        <w:t>・if(塾)は高崎が個人で運営する学習塾であり、秋田クラーク高等学院とは別の事業体である</w:t>
       </w:r>
     </w:p>
     <w:sectPr>
@@ -2658,7 +2772,6 @@
       <w:ind w:left="0" w:firstLine="0"/>
     </w:pPr>
     <w:rPr>
-      <w:rFonts w:ascii="Yu Gothic" w:hAnsi="Yu Gothic"/>
       <w:sz w:val="21"/>
     </w:rPr>
   </w:style>

--- a/未踏概要、書類/ad2026first-koubo-teianshiryou.docx
+++ b/未踏概要、書類/ad2026first-koubo-teianshiryou.docx
@@ -207,7 +207,7 @@
           <w:b w:val="0"/>
           <w:sz w:val="21"/>
         </w:rPr>
-        <w:t>・没入型アセスメント（The Decoder）：正解・失敗のない空間での自然なゲームプレイから、視覚処理・聴覚処理・ワーキングメモリ・処理速度等の発達特性を測定し、その子に最適な学習方法・環境を自動で構築・提案する</w:t>
+        <w:t>・没入型アセスメント（The Decoder）：正解・失敗のない空間での自然なゲームプレイから、視覚処理・聴覚処理・ワーキングメモリ・処理速度等の発達特性を測定し、その子に最適な学習方法・環境を自動で構築・提案する。さらに、行動パターンの分析からADHD・ASD・LDといった発達特性の傾向を振り分け、特性に応じた最適な支援方針を導出する</w:t>
       </w:r>
     </w:p>
     <w:p>
@@ -248,6 +248,44 @@
         </w:rPr>
         <w:t>・実績を活かした協働とチーム創出（The Synergy）：日々のタスクを通じていつの間にか伸びたスキルや実績を互いに確認し合い、得意分野でコラボレーションする。一人では難しかったことがチームで実現でき、自然発生的にプロジェクトが立ち上がる。こうしたチーム活動が社会との繋がりへと発展していく</w:t>
       </w:r>
+      <w:r>
+        <w:br/>
+        <w:br/>
+      </w:r>
+      <w:r>
+        <w:drawing>
+          <wp:inline xmlns:a="http://schemas.openxmlformats.org/drawingml/2006/main" xmlns:pic="http://schemas.openxmlformats.org/drawingml/2006/picture">
+            <wp:extent cx="5760000" cy="3237890"/>
+            <wp:docPr id="1" name="Picture 1"/>
+            <wp:cNvGraphicFramePr>
+              <a:graphicFrameLocks noChangeAspect="1"/>
+            </wp:cNvGraphicFramePr>
+            <a:graphic>
+              <a:graphicData uri="http://schemas.openxmlformats.org/drawingml/2006/picture">
+                <pic:pic>
+                  <pic:nvPicPr>
+                    <pic:cNvPr id="0" name="資料画像1.png"/>
+                    <pic:cNvPicPr/>
+                  </pic:nvPicPr>
+                  <pic:blipFill>
+                    <a:blip r:embed="rId9"/>
+                    <a:stretch>
+                      <a:fillRect/>
+                    </a:stretch>
+                  </pic:blipFill>
+                  <pic:spPr>
+                    <a:xfrm>
+                      <a:off x="0" y="0"/>
+                      <a:ext cx="5760000" cy="3237890"/>
+                    </a:xfrm>
+                    <a:prstGeom prst="rect"/>
+                  </pic:spPr>
+                </pic:pic>
+              </a:graphicData>
+            </a:graphic>
+          </wp:inline>
+        </w:drawing>
+      </w:r>
     </w:p>
     <w:p>
       <w:pPr>
@@ -272,7 +310,9 @@
           <w:b w:val="0"/>
           <w:sz w:val="21"/>
         </w:rPr>
-        <w:t>短期：ゲーム内学習・創作の延長で実社会業務をこなし報酬を得られることを実証。中長期：「不登校＝弱者」「無気力＝怠慢」の社会通念を覆し、最初から諦めていた若者たちが日常の中で自然に社会参画し活躍できる環境を全国展開する。</w:t>
+        <w:t>短期：ゲーム内学習・創作の延長で実社会業務をこなし報酬を得られることを実証。</w:t>
+        <w:br/>
+        <w:t>中長期：「不登校＝弱者」「無気力＝怠慢」の社会通念を覆し、最初から諦めていた若者たちが日常の中で自然に社会参画し活躍できる環境を全国展開する。</w:t>
       </w:r>
     </w:p>
     <w:p>
@@ -365,6 +405,42 @@
         </w:rPr>
         <w:t>認知特性を推定する3段階の処理：</w:t>
       </w:r>
+      <w:r>
+        <w:br/>
+        <w:br/>
+        <w:drawing>
+          <wp:inline xmlns:a="http://schemas.openxmlformats.org/drawingml/2006/main" xmlns:pic="http://schemas.openxmlformats.org/drawingml/2006/picture">
+            <wp:extent cx="5760000" cy="3237890"/>
+            <wp:docPr id="2" name="Picture 2"/>
+            <wp:cNvGraphicFramePr>
+              <a:graphicFrameLocks noChangeAspect="1"/>
+            </wp:cNvGraphicFramePr>
+            <a:graphic>
+              <a:graphicData uri="http://schemas.openxmlformats.org/drawingml/2006/picture">
+                <pic:pic>
+                  <pic:nvPicPr>
+                    <pic:cNvPr id="0" name="資料画像2.png"/>
+                    <pic:cNvPicPr/>
+                  </pic:nvPicPr>
+                  <pic:blipFill>
+                    <a:blip r:embed="rId10"/>
+                    <a:stretch>
+                      <a:fillRect/>
+                    </a:stretch>
+                  </pic:blipFill>
+                  <pic:spPr>
+                    <a:xfrm>
+                      <a:off x="0" y="0"/>
+                      <a:ext cx="5760000" cy="3237890"/>
+                    </a:xfrm>
+                    <a:prstGeom prst="rect"/>
+                  </pic:spPr>
+                </pic:pic>
+              </a:graphicData>
+            </a:graphic>
+          </wp:inline>
+        </w:drawing>
+      </w:r>
     </w:p>
     <w:p>
       <w:pPr>
@@ -545,7 +621,7 @@
           <w:b w:val="0"/>
           <w:sz w:val="21"/>
         </w:rPr>
-        <w:t>Genesis単体だけでなく、Minecraft・eスポーツコーチングシステム（e-Bridgeをベースに複数ゲームタイトルに対応予定）・if(塾)内の開発教材環境など、複数のプラットフォーム上でのユーザーの活動データ・会話履歴を統合データベースに集約する。Minecraftで遊んでいる時の行動、eスポーツの試合中の反応速度やコミュニケーション、開発教材での学習状況など、あらゆる場面から認知特性の情報を蓄積し、AIバディが一貫した理解を持って長期的に伴走する。（各プラットフォームの詳細は参考資料を参照）</w:t>
+        <w:t>Genesis単体だけでなく、Minecraft・eスポーツコーチングシステム（自社開発のe-Bridgeをベースに複数ゲームタイトルに対応予定）・if(塾)内の開発教材環境など、複数のプラットフォーム上でのユーザーの活動データ・会話履歴を統合データベースに集約する。Minecraftで遊んでいる時の行動、eスポーツの試合中の反応速度やコミュニケーション、開発教材での学習状況など、あらゆる場面から認知特性の情報を蓄積し、AIバディが一貫した理解を持って長期的に伴走する。（各プラットフォームの詳細は参考資料を参照）</w:t>
       </w:r>
     </w:p>
     <w:p>
@@ -1286,7 +1362,7 @@
           <w:b w:val="0"/>
           <w:sz w:val="21"/>
         </w:rPr>
-        <w:t>・臨床心理士×エンジニア×カウンセラーの稀有な組み合わせで「臨床知見のアルゴリズム化」を一人で完結できる</w:t>
+        <w:t>・臨床心理士×エンジニア×カウンセラーの稀有な組み合わせで「臨床知見のアルゴリズム化」を一人で完結でき、さらにAI開発・カリキュラム設計・当事者視点を持つチームメンバーがそれぞれの専門性で補完し合える体制を構築している</w:t>
       </w:r>
     </w:p>
     <w:p>
@@ -1364,7 +1440,7 @@
           <w:b w:val="0"/>
           <w:sz w:val="21"/>
         </w:rPr>
-        <w:t>・「検査×ゲーム×AI」の三位一体：臨床心理士の知見＋ゲーム開発力＋AI実装力を一人の塾頭が兼備</w:t>
+        <w:t>・「検査×ゲーム×AI」の三位一体：臨床心理士の知見＋ゲーム開発力＋AI実装力を塾頭が兼備し、さらにターゲットと同世代の当事者メンバーが開発に参加</w:t>
       </w:r>
     </w:p>
     <w:p>
@@ -1626,6 +1702,42 @@
         </w:rPr>
         <w:t>特性評価から社会参画までをシームレスに統合。学習クエストと実務タスクの境界を溶かし、「就労」を意識させず自然に社会参画させる。</w:t>
       </w:r>
+      <w:r>
+        <w:br/>
+        <w:br/>
+        <w:drawing>
+          <wp:inline xmlns:a="http://schemas.openxmlformats.org/drawingml/2006/main" xmlns:pic="http://schemas.openxmlformats.org/drawingml/2006/picture">
+            <wp:extent cx="5760000" cy="3237890"/>
+            <wp:docPr id="3" name="Picture 3"/>
+            <wp:cNvGraphicFramePr>
+              <a:graphicFrameLocks noChangeAspect="1"/>
+            </wp:cNvGraphicFramePr>
+            <a:graphic>
+              <a:graphicData uri="http://schemas.openxmlformats.org/drawingml/2006/picture">
+                <pic:pic>
+                  <pic:nvPicPr>
+                    <pic:cNvPr id="0" name="資料画像3.png"/>
+                    <pic:cNvPicPr/>
+                  </pic:nvPicPr>
+                  <pic:blipFill>
+                    <a:blip r:embed="rId11"/>
+                    <a:stretch>
+                      <a:fillRect/>
+                    </a:stretch>
+                  </pic:blipFill>
+                  <pic:spPr>
+                    <a:xfrm>
+                      <a:off x="0" y="0"/>
+                      <a:ext cx="5760000" cy="3237890"/>
+                    </a:xfrm>
+                    <a:prstGeom prst="rect"/>
+                  </pic:spPr>
+                </pic:pic>
+              </a:graphicData>
+            </a:graphic>
+          </wp:inline>
+        </w:drawing>
+      </w:r>
     </w:p>
     <w:p>
       <w:pPr>
@@ -2310,10 +2422,9 @@
       </w:pPr>
       <w:r>
         <w:rPr>
-          <w:b w:val="0"/>
           <w:sz w:val="21"/>
         </w:rPr>
-        <w:t>提案者（高崎）は秋田クラーク高等学院にて高校教員として週1日勤務している。Genesisは同校の事業とは以下の点で明確に区別される独立したプロジェクトである。</w:t>
+        <w:t>提案者（高崎）は秋田クラーク高等学院にて週1日の非常勤として勤務しているが、雇用関係にはなく、所属組織には該当しない。同校は高崎がif(塾)のメンバーと出会った場であり、Genesisチームが結成された経緯がある。高崎はif(塾)での活動について学校側の理解と応援を得ており、了解を取得済みである。</w:t>
       </w:r>
     </w:p>
     <w:p>
@@ -2323,10 +2434,9 @@
       </w:pPr>
       <w:r>
         <w:rPr>
-          <w:b w:val="0"/>
           <w:sz w:val="21"/>
         </w:rPr>
-        <w:t>秋田クラーク高等学院：通信制高校の教育サービス提供 / 在籍生徒対象 / 一般的ICTツール / 学費収入</w:t>
+        <w:t>秋田クラーク高等学院との関係：週1日の非常勤勤務（雇用関係なし）。チームメンバーとの出会いの場であり、学校側はif(塾)の活動を認識し応援している。</w:t>
       </w:r>
     </w:p>
     <w:p>
@@ -2336,10 +2446,9 @@
       </w:pPr>
       <w:r>
         <w:rPr>
-          <w:b w:val="0"/>
           <w:sz w:val="21"/>
         </w:rPr>
-        <w:t>Genesis：AIメタバースプラットフォーム開発 / 神経多様性児＋現代型無気力層（不登校児30万人＋若年無業者87万人）対象 / Stealth Assessment等独自技術 / SaaS・実務タスク手数料・スカウト手数料</w:t>
+        <w:t>Genesis：if(塾)を拠点とした独立プロジェクト。AIメタバースプラットフォーム開発 / 神経多様性児＋現代型無気力層対象 / Stealth Assessment等独自技術 / SaaS・実務タスク手数料・スカウト手数料</w:t>
       </w:r>
     </w:p>
     <w:p>
@@ -2349,10 +2458,9 @@
       </w:pPr>
       <w:r>
         <w:rPr>
-          <w:b w:val="0"/>
           <w:sz w:val="21"/>
         </w:rPr>
-        <w:t>・開発は教員勤務時間外に、個人プロジェクトとして実施</w:t>
+        <w:t>・秋田クラーク高等学院とは雇用関係になく、非常勤（週1日）として自由な裁量を持って活動している。所属組織承諾書の提出は不要と判断</w:t>
       </w:r>
     </w:p>
     <w:p>
@@ -2362,10 +2470,9 @@
       </w:pPr>
       <w:r>
         <w:rPr>
-          <w:b w:val="0"/>
           <w:sz w:val="21"/>
         </w:rPr>
-        <w:t>・同校から本事業への応募について了解取得済み（所属組織の了解：あり）</w:t>
+        <w:t>・同校はif(塾)の活動を認識しており、本事業への応募についても了解を得ている（所属組織の了解：あり）</w:t>
       </w:r>
     </w:p>
     <w:p>
@@ -2375,10 +2482,9 @@
       </w:pPr>
       <w:r>
         <w:rPr>
-          <w:b w:val="0"/>
           <w:sz w:val="21"/>
         </w:rPr>
-        <w:t>・秋田クラーク高等学院は将来的に顧客候補の一つだが、開発・知的財産の利益相反は存在しない</w:t>
+        <w:t>・秋田クラーク高等学院はGenesisチームメンバーとの出会いの場であり、将来的には顧客候補の一つでもあるが、開発・知的財産における利益相反は存在しない</w:t>
       </w:r>
     </w:p>
     <w:p>

--- a/未踏概要、書類/ad2026first-koubo-teianshiryou.docx
+++ b/未踏概要、書類/ad2026first-koubo-teianshiryou.docx
@@ -129,7 +129,7 @@
           <w:b w:val="0"/>
           <w:sz w:val="21"/>
         </w:rPr>
-        <w:t>画一的な教育環境は、ADHDやASDといった特異なパラメータを持つ子供たちを「システムのエラー」として排除し、不登校や学習性無力感に追い込んでいる。2023年度の不登校児童生徒数は約30万人（過去最多）、通常学級における発達障害の推定割合は約8.8%（2022年調査）。既存の支援は「矯正」が前提となりがちであり、特性を「能力」として活用する仕組みを公教育の中で実施することは難しい。</w:t>
+        <w:t>画一的な教育環境は、ADHDやASDといった特異なパラメータを持つ子供たちを「システムのエラー」として排除し、不登校や学習性無力感に追い込んでいる。2023年度の不登校児童生徒数は小中学校だけで約34.6万人、高校を含めると約41.5万人（令和5年度、過去最多を更新）、通常学級における発達障害の推定割合は約8.8%（2022年調査）。既存の支援は「矯正」が前提となりがちであり、特性を「能力」として活用する仕組みを公教育の中で実施することは難しい。</w:t>
       </w:r>
     </w:p>
     <w:p>
@@ -1596,7 +1596,7 @@
           <w:b w:val="0"/>
           <w:sz w:val="21"/>
         </w:rPr>
-        <w:t>・神経多様性児（ADHD/ASD等）：不登校約30万人、通常学級の約8.8%</w:t>
+        <w:t>・神経多様性児（ADHD/ASD等）：不登校約34.6万人（令和5年度過去最多）、通常学級の約8.8%</w:t>
       </w:r>
     </w:p>
     <w:p>
@@ -1648,7 +1648,7 @@
           <w:b w:val="0"/>
           <w:sz w:val="21"/>
         </w:rPr>
-        <w:t>実際にアプローチ可能な市場（SAM）：不登校約30万人、フリースクール約500箇所、放課後デイ約1.8万所、若年無業者・ひきこもり支援施設約1,500箇所以上（年間約500億円）</w:t>
+        <w:t>実際にアプローチ可能な市場（SAM）：不登校約34.6万人（令和5年度過去最多）、フリースクール約500箇所、放課後デイ約1.8万所、若年無業者・ひきこもり支援施設約1,500箇所以上（年間約500億円）</w:t>
       </w:r>
     </w:p>
     <w:p>

--- a/未踏概要、書類/ad2026first-koubo-teianshiryou.docx
+++ b/未踏概要、書類/ad2026first-koubo-teianshiryou.docx
@@ -1853,7 +1853,7 @@
           <w:b w:val="0"/>
           <w:sz w:val="21"/>
         </w:rPr>
-        <w:t>if(塾)（自社運営30名）、秋田クラーク高等学院（全国ネットワーク）、みらタネ、東成瀬村、すまいるランド</w:t>
+        <w:t>if(塾)（自社運営30名）、秋田クラーク高等学院（全国ネットワーク）、みらタネ（秋田県内の不登校支援団体・連携実績あり）、東成瀬村（秋田県の自治体・地域連携の実績あり）、すまいるランド（不登校の親の会・連携実績あり）</w:t>
       </w:r>
     </w:p>
     <w:p>

--- a/未踏概要、書類/ad2026first-koubo-teianshiryou.docx
+++ b/未踏概要、書類/ad2026first-koubo-teianshiryou.docx
@@ -1853,7 +1853,7 @@
           <w:b w:val="0"/>
           <w:sz w:val="21"/>
         </w:rPr>
-        <w:t>if(塾)（自社運営30名）、秋田クラーク高等学院（全国ネットワーク）、みらタネ（秋田県内の不登校支援団体・連携実績あり）、東成瀬村（秋田県の自治体・地域連携の実績あり）、すまいるランド（不登校の親の会・連携実績あり）</w:t>
+        <w:t>if(塾)（自社運営30名）、秋田クラーク高等学院（全国ネットワーク）、みらいのたね学園（オンラインフリースクール・連携実績あり）、東成瀬村（秋田県の自治体・地域連携の実績あり）、すまいるランド（不登校の親の会・連携実績あり）</w:t>
       </w:r>
     </w:p>
     <w:p>

--- a/未踏概要、書類/ad2026first-koubo-teianshiryou.docx
+++ b/未踏概要、書類/ad2026first-koubo-teianshiryou.docx
@@ -959,7 +959,7 @@
           <w:b w:val="0"/>
           <w:sz w:val="21"/>
         </w:rPr>
-        <w:t>サーバー（Python / FastAPI）：収集した行動データからの認知特性推定、AIによるタスク自動生成</w:t>
+        <w:t>サーバー（Python）：収集した行動データからの認知特性推定、AIによるタスク自動生成</w:t>
       </w:r>
     </w:p>
     <w:p>
@@ -972,7 +972,7 @@
           <w:b w:val="0"/>
           <w:sz w:val="21"/>
         </w:rPr>
-        <w:t>データベース（PostgreSQL / Firebase）：ユーザー情報、行動ログ、スキルオブジェクトの管理・蓄積</w:t>
+        <w:t>データベース（Firebase等）：ユーザー情報、行動ログ、スキルオブジェクトの管理・蓄積</w:t>
       </w:r>
     </w:p>
     <w:p>
@@ -985,7 +985,7 @@
           <w:b w:val="0"/>
           <w:sz w:val="21"/>
         </w:rPr>
-        <w:t>AI・機械学習（scikit-learn / PyTorch）：行動データから認知特性を推定するモデルの学習と改善</w:t>
+        <w:t>AI・機械学習（Python）：行動データから認知特性を推定するモデルの学習と改善</w:t>
       </w:r>
     </w:p>
     <w:p>
